--- a/docs/manuscript_中文版.docx
+++ b/docs/manuscript_中文版.docx
@@ -6432,6 +6432,221 @@
         <w:t xml:space="preserve"> 同一 500 子集九模型对比</w:t>
       </w:r>
     </w:p>
+    <w:p>
+      <w:r>
+        <w:br w:type="page"/>
+      </w:r>
+    </w:p>
+    <w:p>
+      <w:r>
+        <w:rPr>
+          <w:rFonts w:ascii="Times New Roman" w:hAnsi="Times New Roman" w:eastAsia="黑体"/>
+          <w:b/>
+          <w:sz w:val="28"/>
+        </w:rPr>
+        <w:t>附录：文章图片</w:t>
+      </w:r>
+    </w:p>
+    <w:p>
+      <w:r>
+        <w:br w:type="page"/>
+      </w:r>
+    </w:p>
+    <w:p>
+      <w:r>
+        <w:drawing>
+          <wp:inline xmlns:a="http://schemas.openxmlformats.org/drawingml/2006/main" xmlns:pic="http://schemas.openxmlformats.org/drawingml/2006/picture">
+            <wp:extent cx="5760000" cy="2228321"/>
+            <wp:docPr id="1" name="Picture 1"/>
+            <wp:cNvGraphicFramePr>
+              <a:graphicFrameLocks noChangeAspect="1"/>
+            </wp:cNvGraphicFramePr>
+            <a:graphic>
+              <a:graphicData uri="http://schemas.openxmlformats.org/drawingml/2006/picture">
+                <pic:pic>
+                  <pic:nvPicPr>
+                    <pic:cNvPr id="0" name="fig1_JGG.png"/>
+                    <pic:cNvPicPr/>
+                  </pic:nvPicPr>
+                  <pic:blipFill>
+                    <a:blip r:embed="rId9"/>
+                    <a:stretch>
+                      <a:fillRect/>
+                    </a:stretch>
+                  </pic:blipFill>
+                  <pic:spPr>
+                    <a:xfrm>
+                      <a:off x="0" y="0"/>
+                      <a:ext cx="5760000" cy="2228321"/>
+                    </a:xfrm>
+                    <a:prstGeom prst="rect"/>
+                  </pic:spPr>
+                </pic:pic>
+              </a:graphicData>
+            </a:graphic>
+          </wp:inline>
+        </w:drawing>
+      </w:r>
+    </w:p>
+    <w:p>
+      <w:r>
+        <w:rPr>
+          <w:rFonts w:ascii="Times New Roman" w:hAnsi="Times New Roman" w:eastAsia="宋体"/>
+          <w:sz w:val="18"/>
+        </w:rPr>
+        <w:t>图 1. 时间盲法测试集上的多模型表现。A：六个国内模型双口径准确率（n=5,000/模型）；B：同一 500 变异子集上九模型对比（灰色为国际模型）；C：良性→致病假阳性率（对数轴），虚线为六模型共识 1.8%。</w:t>
+      </w:r>
+    </w:p>
+    <w:p>
+      <w:r>
+        <w:br w:type="page"/>
+      </w:r>
+    </w:p>
+    <w:p>
+      <w:r>
+        <w:drawing>
+          <wp:inline xmlns:a="http://schemas.openxmlformats.org/drawingml/2006/main" xmlns:pic="http://schemas.openxmlformats.org/drawingml/2006/picture">
+            <wp:extent cx="5760000" cy="2065752"/>
+            <wp:docPr id="2" name="Picture 2"/>
+            <wp:cNvGraphicFramePr>
+              <a:graphicFrameLocks noChangeAspect="1"/>
+            </wp:cNvGraphicFramePr>
+            <a:graphic>
+              <a:graphicData uri="http://schemas.openxmlformats.org/drawingml/2006/picture">
+                <pic:pic>
+                  <pic:nvPicPr>
+                    <pic:cNvPr id="0" name="fig2_JGG.png"/>
+                    <pic:cNvPicPr/>
+                  </pic:nvPicPr>
+                  <pic:blipFill>
+                    <a:blip r:embed="rId10"/>
+                    <a:stretch>
+                      <a:fillRect/>
+                    </a:stretch>
+                  </pic:blipFill>
+                  <pic:spPr>
+                    <a:xfrm>
+                      <a:off x="0" y="0"/>
+                      <a:ext cx="5760000" cy="2065752"/>
+                    </a:xfrm>
+                    <a:prstGeom prst="rect"/>
+                  </pic:spPr>
+                </pic:pic>
+              </a:graphicData>
+            </a:graphic>
+          </wp:inline>
+        </w:drawing>
+      </w:r>
+    </w:p>
+    <w:p>
+      <w:r>
+        <w:rPr>
+          <w:rFonts w:ascii="Times New Roman" w:hAnsi="Times New Roman" w:eastAsia="宋体"/>
+          <w:sz w:val="18"/>
+        </w:rPr>
+        <w:t>图 2. 证据可得性支配可靠性。A：AF 消融（良性富集子集 n=400×3）的良性敏感度；B：致病富集子集（n=150×2）；C：跨证据情境的弃权率（有无 AF、主集 vs 冲突变异、MaveDB 功能任务）。</w:t>
+      </w:r>
+    </w:p>
+    <w:p>
+      <w:r>
+        <w:br w:type="page"/>
+      </w:r>
+    </w:p>
+    <w:p>
+      <w:r>
+        <w:drawing>
+          <wp:inline xmlns:a="http://schemas.openxmlformats.org/drawingml/2006/main" xmlns:pic="http://schemas.openxmlformats.org/drawingml/2006/picture">
+            <wp:extent cx="5760000" cy="2152273"/>
+            <wp:docPr id="3" name="Picture 3"/>
+            <wp:cNvGraphicFramePr>
+              <a:graphicFrameLocks noChangeAspect="1"/>
+            </wp:cNvGraphicFramePr>
+            <a:graphic>
+              <a:graphicData uri="http://schemas.openxmlformats.org/drawingml/2006/picture">
+                <pic:pic>
+                  <pic:nvPicPr>
+                    <pic:cNvPr id="0" name="fig3_JGG.png"/>
+                    <pic:cNvPicPr/>
+                  </pic:nvPicPr>
+                  <pic:blipFill>
+                    <a:blip r:embed="rId11"/>
+                    <a:stretch>
+                      <a:fillRect/>
+                    </a:stretch>
+                  </pic:blipFill>
+                  <pic:spPr>
+                    <a:xfrm>
+                      <a:off x="0" y="0"/>
+                      <a:ext cx="5760000" cy="2152273"/>
+                    </a:xfrm>
+                    <a:prstGeom prst="rect"/>
+                  </pic:spPr>
+                </pic:pic>
+              </a:graphicData>
+            </a:graphic>
+          </wp:inline>
+        </w:drawing>
+      </w:r>
+    </w:p>
+    <w:p>
+      <w:r>
+        <w:rPr>
+          <w:rFonts w:ascii="Times New Roman" w:hAnsi="Times New Roman" w:eastAsia="宋体"/>
+          <w:sz w:val="18"/>
+        </w:rPr>
+        <w:t>图 3. 输出确定性与 "Likely" 档坍缩。A：temperature 0 下重跑一致率（浅色为国际模型）；B：金标准可能致病/可能良性变异的输出分布（Kimi，专家集）——强度信息极化为全致病或全良性。</w:t>
+      </w:r>
+    </w:p>
+    <w:p>
+      <w:r>
+        <w:br w:type="page"/>
+      </w:r>
+    </w:p>
+    <w:p>
+      <w:r>
+        <w:drawing>
+          <wp:inline xmlns:a="http://schemas.openxmlformats.org/drawingml/2006/main" xmlns:pic="http://schemas.openxmlformats.org/drawingml/2006/picture">
+            <wp:extent cx="5760000" cy="4286091"/>
+            <wp:docPr id="4" name="Picture 4"/>
+            <wp:cNvGraphicFramePr>
+              <a:graphicFrameLocks noChangeAspect="1"/>
+            </wp:cNvGraphicFramePr>
+            <a:graphic>
+              <a:graphicData uri="http://schemas.openxmlformats.org/drawingml/2006/picture">
+                <pic:pic>
+                  <pic:nvPicPr>
+                    <pic:cNvPr id="0" name="fig4_JGG.png"/>
+                    <pic:cNvPicPr/>
+                  </pic:nvPicPr>
+                  <pic:blipFill>
+                    <a:blip r:embed="rId12"/>
+                    <a:stretch>
+                      <a:fillRect/>
+                    </a:stretch>
+                  </pic:blipFill>
+                  <pic:spPr>
+                    <a:xfrm>
+                      <a:off x="0" y="0"/>
+                      <a:ext cx="5760000" cy="4286091"/>
+                    </a:xfrm>
+                    <a:prstGeom prst="rect"/>
+                  </pic:spPr>
+                </pic:pic>
+              </a:graphicData>
+            </a:graphic>
+          </wp:inline>
+        </w:drawing>
+      </w:r>
+    </w:p>
+    <w:p>
+      <w:r>
+        <w:rPr>
+          <w:rFonts w:ascii="Times New Roman" w:hAnsi="Times New Roman" w:eastAsia="宋体"/>
+          <w:sz w:val="18"/>
+        </w:rPr>
+        <w:t>图 4. 成本-准确率权衡。每变异成本（对数轴）vs 全对全准确率；气泡大小为延迟。推理型模型（紫）占据贵且慢象限却无准确率或安全性收益。</w:t>
+      </w:r>
+    </w:p>
     <w:sectPr>
       <w:pgSz w:w="11906" w:h="16838"/>
       <w:pgMar w:top="1440" w:right="1417" w:bottom="1440" w:left="1417" w:header="720" w:footer="720" w:gutter="0"/>

--- a/docs/manuscript_中文版.docx
+++ b/docs/manuscript_中文版.docx
@@ -40,7 +40,7 @@
         <w:rPr>
           <w:rFonts w:ascii="Times New Roman" w:hAnsi="Times New Roman" w:eastAsia="宋体"/>
         </w:rPr>
-        <w:t>：张凯¹、宋兵²,*（¹广东交通职业技术学院；²广州医科大学附属第三医院）</w:t>
+        <w:t>：宋兵（广州医科大学附属第三医院）</w:t>
       </w:r>
     </w:p>
     <w:p>
@@ -6178,31 +6178,13 @@
           <w:rFonts w:ascii="Times New Roman" w:hAnsi="Times New Roman" w:eastAsia="宋体"/>
           <w:b/>
         </w:rPr>
-        <w:t>张凯</w:t>
-      </w:r>
-      <w:r>
-        <w:rPr>
-          <w:rFonts w:ascii="Times New Roman" w:hAnsi="Times New Roman" w:eastAsia="宋体"/>
-        </w:rPr>
-        <w:t>：概念化、方法论、软件、形式分析、调查、数据管理、可视化、初稿撰写。</w:t>
-      </w:r>
-    </w:p>
-    <w:p>
-      <w:pPr>
-        <w:spacing w:line="312" w:lineRule="auto"/>
-      </w:pPr>
-      <w:r>
-        <w:rPr>
-          <w:rFonts w:ascii="Times New Roman" w:hAnsi="Times New Roman" w:eastAsia="宋体"/>
-          <w:b/>
-        </w:rPr>
         <w:t>宋兵</w:t>
       </w:r>
       <w:r>
         <w:rPr>
           <w:rFonts w:ascii="Times New Roman" w:hAnsi="Times New Roman" w:eastAsia="宋体"/>
         </w:rPr>
-        <w:t>：概念化、指导、资源、审阅与编辑。全体作者阅读并批准了最终稿。</w:t>
+        <w:t>：概念化、方法论、软件、形式分析、调查、数据管理、可视化、指导、初稿撰写、审阅与编辑。作者阅读并批准了最终稿。</w:t>
       </w:r>
     </w:p>
     <w:p>

--- a/docs/manuscript_中文版.docx
+++ b/docs/manuscript_中文版.docx
@@ -40,7 +40,7 @@
         <w:rPr>
           <w:rFonts w:ascii="Times New Roman" w:hAnsi="Times New Roman" w:eastAsia="宋体"/>
         </w:rPr>
-        <w:t>：宋兵（广州医科大学附属第三医院）</w:t>
+        <w:t>：宋兵¹、张凯²,*（¹广州医科大学附属第三医院；²广东交通职业技术学院）</w:t>
       </w:r>
     </w:p>
     <w:p>
@@ -58,7 +58,7 @@
         <w:rPr>
           <w:rFonts w:ascii="Times New Roman" w:hAnsi="Times New Roman" w:eastAsia="宋体"/>
         </w:rPr>
-        <w:t>：宋兵 · songbing@gysy.com</w:t>
+        <w:t>：张凯 · zhangkai@gdcp.edu.cn</w:t>
       </w:r>
     </w:p>
     <w:p>
@@ -6184,7 +6184,25 @@
         <w:rPr>
           <w:rFonts w:ascii="Times New Roman" w:hAnsi="Times New Roman" w:eastAsia="宋体"/>
         </w:rPr>
-        <w:t>：概念化、方法论、软件、形式分析、调查、数据管理、可视化、指导、初稿撰写、审阅与编辑。作者阅读并批准了最终稿。</w:t>
+        <w:t>：概念化、方法论、软件、形式分析、调查、数据管理、可视化、初稿撰写。</w:t>
+      </w:r>
+    </w:p>
+    <w:p>
+      <w:pPr>
+        <w:spacing w:line="312" w:lineRule="auto"/>
+      </w:pPr>
+      <w:r>
+        <w:rPr>
+          <w:rFonts w:ascii="Times New Roman" w:hAnsi="Times New Roman" w:eastAsia="宋体"/>
+          <w:b/>
+        </w:rPr>
+        <w:t>张凯</w:t>
+      </w:r>
+      <w:r>
+        <w:rPr>
+          <w:rFonts w:ascii="Times New Roman" w:hAnsi="Times New Roman" w:eastAsia="宋体"/>
+        </w:rPr>
+        <w:t>：概念化、指导、资源、审阅与编辑。全体作者阅读并批准了最终稿。</w:t>
       </w:r>
     </w:p>
     <w:p>

--- a/docs/manuscript_中文版.docx
+++ b/docs/manuscript_中文版.docx
@@ -6184,7 +6184,7 @@
         <w:rPr>
           <w:rFonts w:ascii="Times New Roman" w:hAnsi="Times New Roman" w:eastAsia="宋体"/>
         </w:rPr>
-        <w:t>：概念化、方法论、软件、形式分析、调查、数据管理、可视化、初稿撰写。</w:t>
+        <w:t>：概念化、调查、数据管理、验证、初稿撰写。</w:t>
       </w:r>
     </w:p>
     <w:p>
@@ -6202,7 +6202,7 @@
         <w:rPr>
           <w:rFonts w:ascii="Times New Roman" w:hAnsi="Times New Roman" w:eastAsia="宋体"/>
         </w:rPr>
-        <w:t>：概念化、指导、资源、审阅与编辑。全体作者阅读并批准了最终稿。</w:t>
+        <w:t>：方法论、软件、形式分析、可视化、指导、审阅与编辑。全体作者阅读并批准了最终稿。</w:t>
       </w:r>
     </w:p>
     <w:p>

--- a/docs/manuscript_中文版.docx
+++ b/docs/manuscript_中文版.docx
@@ -1812,7 +1812,7 @@
           <w:rFonts w:ascii="Times New Roman" w:hAnsi="Times New Roman" w:eastAsia="宋体"/>
           <w:b/>
         </w:rPr>
-        <w:t>发现 6（部分头条成绩是"读名"）</w:t>
+        <w:t>发现 5（部分头条成绩是"读名"）</w:t>
       </w:r>
       <w:r>
         <w:rPr>
@@ -3057,788 +3057,6 @@
           <w:b/>
           <w:sz w:val="24"/>
         </w:rPr>
-        <w:t>成本审计</w:t>
-      </w:r>
-    </w:p>
-    <w:p>
-      <w:pPr>
-        <w:spacing w:line="312" w:lineRule="auto"/>
-      </w:pPr>
-      <w:r>
-        <w:rPr>
-          <w:rFonts w:ascii="Times New Roman" w:hAnsi="Times New Roman" w:eastAsia="宋体"/>
-          <w:b/>
-        </w:rPr>
-        <w:t>表 S2. 每变异 token 用量、成本与延迟（n = 30×6）</w:t>
-      </w:r>
-    </w:p>
-    <w:tbl>
-      <w:tblPr>
-        <w:tblStyle w:val="TableGrid"/>
-        <w:tblW w:type="auto" w:w="0"/>
-        <w:tblLook w:firstColumn="1" w:firstRow="1" w:lastColumn="0" w:lastRow="0" w:noHBand="0" w:noVBand="1" w:val="04A0"/>
-      </w:tblPr>
-      <w:tblGrid>
-        <w:gridCol w:w="1814"/>
-        <w:gridCol w:w="1814"/>
-        <w:gridCol w:w="1814"/>
-        <w:gridCol w:w="1814"/>
-        <w:gridCol w:w="1814"/>
-      </w:tblGrid>
-      <w:tr>
-        <w:tc>
-          <w:tcPr>
-            <w:tcW w:type="dxa" w:w="1814"/>
-          </w:tcPr>
-          <w:p>
-            <w:r>
-              <w:rPr>
-                <w:b/>
-                <w:sz w:val="18"/>
-              </w:rPr>
-            </w:r>
-            <w:r>
-              <w:rPr>
-                <w:rFonts w:ascii="Times New Roman" w:hAnsi="Times New Roman" w:eastAsia="宋体"/>
-                <w:b/>
-                <w:sz w:val="18"/>
-              </w:rPr>
-              <w:t>模型</w:t>
-            </w:r>
-          </w:p>
-        </w:tc>
-        <w:tc>
-          <w:tcPr>
-            <w:tcW w:type="dxa" w:w="1814"/>
-          </w:tcPr>
-          <w:p>
-            <w:r>
-              <w:rPr>
-                <w:b/>
-                <w:sz w:val="18"/>
-              </w:rPr>
-            </w:r>
-            <w:r>
-              <w:rPr>
-                <w:rFonts w:ascii="Times New Roman" w:hAnsi="Times New Roman" w:eastAsia="宋体"/>
-                <w:b/>
-                <w:sz w:val="18"/>
-              </w:rPr>
-              <w:t>输入 tok</w:t>
-            </w:r>
-          </w:p>
-        </w:tc>
-        <w:tc>
-          <w:tcPr>
-            <w:tcW w:type="dxa" w:w="1814"/>
-          </w:tcPr>
-          <w:p>
-            <w:r>
-              <w:rPr>
-                <w:b/>
-                <w:sz w:val="18"/>
-              </w:rPr>
-            </w:r>
-            <w:r>
-              <w:rPr>
-                <w:rFonts w:ascii="Times New Roman" w:hAnsi="Times New Roman" w:eastAsia="宋体"/>
-                <w:b/>
-                <w:sz w:val="18"/>
-              </w:rPr>
-              <w:t>输出 tok</w:t>
-            </w:r>
-          </w:p>
-        </w:tc>
-        <w:tc>
-          <w:tcPr>
-            <w:tcW w:type="dxa" w:w="1814"/>
-          </w:tcPr>
-          <w:p>
-            <w:r>
-              <w:rPr>
-                <w:b/>
-                <w:sz w:val="18"/>
-              </w:rPr>
-            </w:r>
-            <w:r>
-              <w:rPr>
-                <w:rFonts w:ascii="Times New Roman" w:hAnsi="Times New Roman" w:eastAsia="宋体"/>
-                <w:b/>
-                <w:sz w:val="18"/>
-              </w:rPr>
-              <w:t>成本（¥/变异）</w:t>
-            </w:r>
-          </w:p>
-        </w:tc>
-        <w:tc>
-          <w:tcPr>
-            <w:tcW w:type="dxa" w:w="1814"/>
-          </w:tcPr>
-          <w:p>
-            <w:r>
-              <w:rPr>
-                <w:b/>
-                <w:sz w:val="18"/>
-              </w:rPr>
-            </w:r>
-            <w:r>
-              <w:rPr>
-                <w:rFonts w:ascii="Times New Roman" w:hAnsi="Times New Roman" w:eastAsia="宋体"/>
-                <w:b/>
-                <w:sz w:val="18"/>
-              </w:rPr>
-              <w:t>延迟（秒）</w:t>
-            </w:r>
-          </w:p>
-        </w:tc>
-      </w:tr>
-      <w:tr>
-        <w:tc>
-          <w:tcPr>
-            <w:tcW w:type="dxa" w:w="1814"/>
-          </w:tcPr>
-          <w:p>
-            <w:r>
-              <w:rPr>
-                <w:sz w:val="18"/>
-              </w:rPr>
-            </w:r>
-            <w:r>
-              <w:rPr>
-                <w:rFonts w:ascii="Times New Roman" w:hAnsi="Times New Roman" w:eastAsia="宋体"/>
-                <w:sz w:val="18"/>
-              </w:rPr>
-              <w:t>DeepSeek chat</w:t>
-            </w:r>
-          </w:p>
-        </w:tc>
-        <w:tc>
-          <w:tcPr>
-            <w:tcW w:type="dxa" w:w="1814"/>
-          </w:tcPr>
-          <w:p>
-            <w:r>
-              <w:rPr>
-                <w:sz w:val="18"/>
-              </w:rPr>
-            </w:r>
-            <w:r>
-              <w:rPr>
-                <w:rFonts w:ascii="Times New Roman" w:hAnsi="Times New Roman" w:eastAsia="宋体"/>
-                <w:sz w:val="18"/>
-              </w:rPr>
-              <w:t>179</w:t>
-            </w:r>
-          </w:p>
-        </w:tc>
-        <w:tc>
-          <w:tcPr>
-            <w:tcW w:type="dxa" w:w="1814"/>
-          </w:tcPr>
-          <w:p>
-            <w:r>
-              <w:rPr>
-                <w:sz w:val="18"/>
-              </w:rPr>
-            </w:r>
-            <w:r>
-              <w:rPr>
-                <w:rFonts w:ascii="Times New Roman" w:hAnsi="Times New Roman" w:eastAsia="宋体"/>
-                <w:sz w:val="18"/>
-              </w:rPr>
-              <w:t>132</w:t>
-            </w:r>
-          </w:p>
-        </w:tc>
-        <w:tc>
-          <w:tcPr>
-            <w:tcW w:type="dxa" w:w="1814"/>
-          </w:tcPr>
-          <w:p>
-            <w:r>
-              <w:rPr>
-                <w:sz w:val="18"/>
-              </w:rPr>
-            </w:r>
-            <w:r>
-              <w:rPr>
-                <w:rFonts w:ascii="Times New Roman" w:hAnsi="Times New Roman" w:eastAsia="宋体"/>
-                <w:sz w:val="18"/>
-              </w:rPr>
-              <w:t>0.001</w:t>
-            </w:r>
-          </w:p>
-        </w:tc>
-        <w:tc>
-          <w:tcPr>
-            <w:tcW w:type="dxa" w:w="1814"/>
-          </w:tcPr>
-          <w:p>
-            <w:r>
-              <w:rPr>
-                <w:sz w:val="18"/>
-              </w:rPr>
-            </w:r>
-            <w:r>
-              <w:rPr>
-                <w:rFonts w:ascii="Times New Roman" w:hAnsi="Times New Roman" w:eastAsia="宋体"/>
-                <w:sz w:val="18"/>
-              </w:rPr>
-              <w:t>2.3</w:t>
-            </w:r>
-          </w:p>
-        </w:tc>
-      </w:tr>
-      <w:tr>
-        <w:tc>
-          <w:tcPr>
-            <w:tcW w:type="dxa" w:w="1814"/>
-          </w:tcPr>
-          <w:p>
-            <w:r>
-              <w:rPr>
-                <w:sz w:val="18"/>
-              </w:rPr>
-            </w:r>
-            <w:r>
-              <w:rPr>
-                <w:rFonts w:ascii="Times New Roman" w:hAnsi="Times New Roman" w:eastAsia="宋体"/>
-                <w:sz w:val="18"/>
-              </w:rPr>
-              <w:t>DeepSeek coder</w:t>
-            </w:r>
-          </w:p>
-        </w:tc>
-        <w:tc>
-          <w:tcPr>
-            <w:tcW w:type="dxa" w:w="1814"/>
-          </w:tcPr>
-          <w:p>
-            <w:r>
-              <w:rPr>
-                <w:sz w:val="18"/>
-              </w:rPr>
-            </w:r>
-            <w:r>
-              <w:rPr>
-                <w:rFonts w:ascii="Times New Roman" w:hAnsi="Times New Roman" w:eastAsia="宋体"/>
-                <w:sz w:val="18"/>
-              </w:rPr>
-              <w:t>179</w:t>
-            </w:r>
-          </w:p>
-        </w:tc>
-        <w:tc>
-          <w:tcPr>
-            <w:tcW w:type="dxa" w:w="1814"/>
-          </w:tcPr>
-          <w:p>
-            <w:r>
-              <w:rPr>
-                <w:sz w:val="18"/>
-              </w:rPr>
-            </w:r>
-            <w:r>
-              <w:rPr>
-                <w:rFonts w:ascii="Times New Roman" w:hAnsi="Times New Roman" w:eastAsia="宋体"/>
-                <w:sz w:val="18"/>
-              </w:rPr>
-              <w:t>137</w:t>
-            </w:r>
-          </w:p>
-        </w:tc>
-        <w:tc>
-          <w:tcPr>
-            <w:tcW w:type="dxa" w:w="1814"/>
-          </w:tcPr>
-          <w:p>
-            <w:r>
-              <w:rPr>
-                <w:sz w:val="18"/>
-              </w:rPr>
-            </w:r>
-            <w:r>
-              <w:rPr>
-                <w:rFonts w:ascii="Times New Roman" w:hAnsi="Times New Roman" w:eastAsia="宋体"/>
-                <w:sz w:val="18"/>
-              </w:rPr>
-              <w:t>0.001</w:t>
-            </w:r>
-          </w:p>
-        </w:tc>
-        <w:tc>
-          <w:tcPr>
-            <w:tcW w:type="dxa" w:w="1814"/>
-          </w:tcPr>
-          <w:p>
-            <w:r>
-              <w:rPr>
-                <w:sz w:val="18"/>
-              </w:rPr>
-            </w:r>
-            <w:r>
-              <w:rPr>
-                <w:rFonts w:ascii="Times New Roman" w:hAnsi="Times New Roman" w:eastAsia="宋体"/>
-                <w:sz w:val="18"/>
-              </w:rPr>
-              <w:t>2.5</w:t>
-            </w:r>
-          </w:p>
-        </w:tc>
-      </w:tr>
-      <w:tr>
-        <w:tc>
-          <w:tcPr>
-            <w:tcW w:type="dxa" w:w="1814"/>
-          </w:tcPr>
-          <w:p>
-            <w:r>
-              <w:rPr>
-                <w:sz w:val="18"/>
-              </w:rPr>
-            </w:r>
-            <w:r>
-              <w:rPr>
-                <w:rFonts w:ascii="Times New Roman" w:hAnsi="Times New Roman" w:eastAsia="宋体"/>
-                <w:sz w:val="18"/>
-              </w:rPr>
-              <w:t>Kimi-K2.6</w:t>
-            </w:r>
-          </w:p>
-        </w:tc>
-        <w:tc>
-          <w:tcPr>
-            <w:tcW w:type="dxa" w:w="1814"/>
-          </w:tcPr>
-          <w:p>
-            <w:r>
-              <w:rPr>
-                <w:sz w:val="18"/>
-              </w:rPr>
-            </w:r>
-            <w:r>
-              <w:rPr>
-                <w:rFonts w:ascii="Times New Roman" w:hAnsi="Times New Roman" w:eastAsia="宋体"/>
-                <w:sz w:val="18"/>
-              </w:rPr>
-              <w:t>183</w:t>
-            </w:r>
-          </w:p>
-        </w:tc>
-        <w:tc>
-          <w:tcPr>
-            <w:tcW w:type="dxa" w:w="1814"/>
-          </w:tcPr>
-          <w:p>
-            <w:r>
-              <w:rPr>
-                <w:sz w:val="18"/>
-              </w:rPr>
-            </w:r>
-            <w:r>
-              <w:rPr>
-                <w:rFonts w:ascii="Times New Roman" w:hAnsi="Times New Roman" w:eastAsia="宋体"/>
-                <w:sz w:val="18"/>
-              </w:rPr>
-              <w:t>160</w:t>
-            </w:r>
-          </w:p>
-        </w:tc>
-        <w:tc>
-          <w:tcPr>
-            <w:tcW w:type="dxa" w:w="1814"/>
-          </w:tcPr>
-          <w:p>
-            <w:r>
-              <w:rPr>
-                <w:sz w:val="18"/>
-              </w:rPr>
-            </w:r>
-            <w:r>
-              <w:rPr>
-                <w:rFonts w:ascii="Times New Roman" w:hAnsi="Times New Roman" w:eastAsia="宋体"/>
-                <w:sz w:val="18"/>
-              </w:rPr>
-              <w:t>0.003</w:t>
-            </w:r>
-          </w:p>
-        </w:tc>
-        <w:tc>
-          <w:tcPr>
-            <w:tcW w:type="dxa" w:w="1814"/>
-          </w:tcPr>
-          <w:p>
-            <w:r>
-              <w:rPr>
-                <w:sz w:val="18"/>
-              </w:rPr>
-            </w:r>
-            <w:r>
-              <w:rPr>
-                <w:rFonts w:ascii="Times New Roman" w:hAnsi="Times New Roman" w:eastAsia="宋体"/>
-                <w:sz w:val="18"/>
-              </w:rPr>
-              <w:t>5.9</w:t>
-            </w:r>
-          </w:p>
-        </w:tc>
-      </w:tr>
-      <w:tr>
-        <w:tc>
-          <w:tcPr>
-            <w:tcW w:type="dxa" w:w="1814"/>
-          </w:tcPr>
-          <w:p>
-            <w:r>
-              <w:rPr>
-                <w:sz w:val="18"/>
-              </w:rPr>
-            </w:r>
-            <w:r>
-              <w:rPr>
-                <w:rFonts w:ascii="Times New Roman" w:hAnsi="Times New Roman" w:eastAsia="宋体"/>
-                <w:sz w:val="18"/>
-              </w:rPr>
-              <w:t>DeepSeek V4-pro</w:t>
-            </w:r>
-          </w:p>
-        </w:tc>
-        <w:tc>
-          <w:tcPr>
-            <w:tcW w:type="dxa" w:w="1814"/>
-          </w:tcPr>
-          <w:p>
-            <w:r>
-              <w:rPr>
-                <w:sz w:val="18"/>
-              </w:rPr>
-            </w:r>
-            <w:r>
-              <w:rPr>
-                <w:rFonts w:ascii="Times New Roman" w:hAnsi="Times New Roman" w:eastAsia="宋体"/>
-                <w:sz w:val="18"/>
-              </w:rPr>
-              <w:t>179</w:t>
-            </w:r>
-          </w:p>
-        </w:tc>
-        <w:tc>
-          <w:tcPr>
-            <w:tcW w:type="dxa" w:w="1814"/>
-          </w:tcPr>
-          <w:p>
-            <w:r>
-              <w:rPr>
-                <w:sz w:val="18"/>
-              </w:rPr>
-            </w:r>
-            <w:r>
-              <w:rPr>
-                <w:rFonts w:ascii="Times New Roman" w:hAnsi="Times New Roman" w:eastAsia="宋体"/>
-                <w:sz w:val="18"/>
-              </w:rPr>
-              <w:t>2,728</w:t>
-            </w:r>
-          </w:p>
-        </w:tc>
-        <w:tc>
-          <w:tcPr>
-            <w:tcW w:type="dxa" w:w="1814"/>
-          </w:tcPr>
-          <w:p>
-            <w:r>
-              <w:rPr>
-                <w:sz w:val="18"/>
-              </w:rPr>
-            </w:r>
-            <w:r>
-              <w:rPr>
-                <w:rFonts w:ascii="Times New Roman" w:hAnsi="Times New Roman" w:eastAsia="宋体"/>
-                <w:sz w:val="18"/>
-              </w:rPr>
-              <w:t>0.017</w:t>
-            </w:r>
-          </w:p>
-        </w:tc>
-        <w:tc>
-          <w:tcPr>
-            <w:tcW w:type="dxa" w:w="1814"/>
-          </w:tcPr>
-          <w:p>
-            <w:r>
-              <w:rPr>
-                <w:sz w:val="18"/>
-              </w:rPr>
-            </w:r>
-            <w:r>
-              <w:rPr>
-                <w:rFonts w:ascii="Times New Roman" w:hAnsi="Times New Roman" w:eastAsia="宋体"/>
-                <w:sz w:val="18"/>
-              </w:rPr>
-              <w:t>65.9</w:t>
-            </w:r>
-          </w:p>
-        </w:tc>
-      </w:tr>
-      <w:tr>
-        <w:tc>
-          <w:tcPr>
-            <w:tcW w:type="dxa" w:w="1814"/>
-          </w:tcPr>
-          <w:p>
-            <w:r>
-              <w:rPr>
-                <w:sz w:val="18"/>
-              </w:rPr>
-            </w:r>
-            <w:r>
-              <w:rPr>
-                <w:rFonts w:ascii="Times New Roman" w:hAnsi="Times New Roman" w:eastAsia="宋体"/>
-                <w:sz w:val="18"/>
-              </w:rPr>
-              <w:t>Qwen3.7-max</w:t>
-            </w:r>
-          </w:p>
-        </w:tc>
-        <w:tc>
-          <w:tcPr>
-            <w:tcW w:type="dxa" w:w="1814"/>
-          </w:tcPr>
-          <w:p>
-            <w:r>
-              <w:rPr>
-                <w:sz w:val="18"/>
-              </w:rPr>
-            </w:r>
-            <w:r>
-              <w:rPr>
-                <w:rFonts w:ascii="Times New Roman" w:hAnsi="Times New Roman" w:eastAsia="宋体"/>
-                <w:sz w:val="18"/>
-              </w:rPr>
-              <w:t>206</w:t>
-            </w:r>
-          </w:p>
-        </w:tc>
-        <w:tc>
-          <w:tcPr>
-            <w:tcW w:type="dxa" w:w="1814"/>
-          </w:tcPr>
-          <w:p>
-            <w:r>
-              <w:rPr>
-                <w:sz w:val="18"/>
-              </w:rPr>
-            </w:r>
-            <w:r>
-              <w:rPr>
-                <w:rFonts w:ascii="Times New Roman" w:hAnsi="Times New Roman" w:eastAsia="宋体"/>
-                <w:sz w:val="18"/>
-              </w:rPr>
-              <w:t>1,936</w:t>
-            </w:r>
-          </w:p>
-        </w:tc>
-        <w:tc>
-          <w:tcPr>
-            <w:tcW w:type="dxa" w:w="1814"/>
-          </w:tcPr>
-          <w:p>
-            <w:r>
-              <w:rPr>
-                <w:sz w:val="18"/>
-              </w:rPr>
-            </w:r>
-            <w:r>
-              <w:rPr>
-                <w:rFonts w:ascii="Times New Roman" w:hAnsi="Times New Roman" w:eastAsia="宋体"/>
-                <w:sz w:val="18"/>
-              </w:rPr>
-              <w:t>0.019</w:t>
-            </w:r>
-          </w:p>
-        </w:tc>
-        <w:tc>
-          <w:tcPr>
-            <w:tcW w:type="dxa" w:w="1814"/>
-          </w:tcPr>
-          <w:p>
-            <w:r>
-              <w:rPr>
-                <w:sz w:val="18"/>
-              </w:rPr>
-            </w:r>
-            <w:r>
-              <w:rPr>
-                <w:rFonts w:ascii="Times New Roman" w:hAnsi="Times New Roman" w:eastAsia="宋体"/>
-                <w:sz w:val="18"/>
-              </w:rPr>
-              <w:t>37.7</w:t>
-            </w:r>
-          </w:p>
-        </w:tc>
-      </w:tr>
-      <w:tr>
-        <w:tc>
-          <w:tcPr>
-            <w:tcW w:type="dxa" w:w="1814"/>
-          </w:tcPr>
-          <w:p>
-            <w:r>
-              <w:rPr>
-                <w:sz w:val="18"/>
-              </w:rPr>
-            </w:r>
-            <w:r>
-              <w:rPr>
-                <w:rFonts w:ascii="Times New Roman" w:hAnsi="Times New Roman" w:eastAsia="宋体"/>
-                <w:sz w:val="18"/>
-              </w:rPr>
-              <w:t>MiMo V2.5 Pro</w:t>
-            </w:r>
-          </w:p>
-        </w:tc>
-        <w:tc>
-          <w:tcPr>
-            <w:tcW w:type="dxa" w:w="1814"/>
-          </w:tcPr>
-          <w:p>
-            <w:r>
-              <w:rPr>
-                <w:sz w:val="18"/>
-              </w:rPr>
-            </w:r>
-            <w:r>
-              <w:rPr>
-                <w:rFonts w:ascii="Times New Roman" w:hAnsi="Times New Roman" w:eastAsia="宋体"/>
-                <w:sz w:val="18"/>
-              </w:rPr>
-              <w:t>440</w:t>
-            </w:r>
-          </w:p>
-        </w:tc>
-        <w:tc>
-          <w:tcPr>
-            <w:tcW w:type="dxa" w:w="1814"/>
-          </w:tcPr>
-          <w:p>
-            <w:r>
-              <w:rPr>
-                <w:sz w:val="18"/>
-              </w:rPr>
-            </w:r>
-            <w:r>
-              <w:rPr>
-                <w:rFonts w:ascii="Times New Roman" w:hAnsi="Times New Roman" w:eastAsia="宋体"/>
-                <w:sz w:val="18"/>
-              </w:rPr>
-              <w:t>1,754</w:t>
-            </w:r>
-          </w:p>
-        </w:tc>
-        <w:tc>
-          <w:tcPr>
-            <w:tcW w:type="dxa" w:w="1814"/>
-          </w:tcPr>
-          <w:p>
-            <w:r>
-              <w:rPr>
-                <w:sz w:val="18"/>
-              </w:rPr>
-            </w:r>
-            <w:r>
-              <w:rPr>
-                <w:rFonts w:ascii="Times New Roman" w:hAnsi="Times New Roman" w:eastAsia="宋体"/>
-                <w:sz w:val="18"/>
-              </w:rPr>
-              <w:t>0.041</w:t>
-            </w:r>
-          </w:p>
-        </w:tc>
-        <w:tc>
-          <w:tcPr>
-            <w:tcW w:type="dxa" w:w="1814"/>
-          </w:tcPr>
-          <w:p>
-            <w:r>
-              <w:rPr>
-                <w:sz w:val="18"/>
-              </w:rPr>
-            </w:r>
-            <w:r>
-              <w:rPr>
-                <w:rFonts w:ascii="Times New Roman" w:hAnsi="Times New Roman" w:eastAsia="宋体"/>
-                <w:sz w:val="18"/>
-              </w:rPr>
-              <w:t>30.6</w:t>
-            </w:r>
-          </w:p>
-        </w:tc>
-      </w:tr>
-    </w:tbl>
-    <w:p>
-      <w:pPr>
-        <w:spacing w:line="312" w:lineRule="auto"/>
-      </w:pPr>
-      <w:r>
-        <w:rPr>
-          <w:rFonts w:ascii="Times New Roman" w:hAnsi="Times New Roman" w:eastAsia="宋体"/>
-          <w:b/>
-        </w:rPr>
-        <w:t>发现 5（推理税）</w:t>
-      </w:r>
-      <w:r>
-        <w:rPr>
-          <w:rFonts w:ascii="Times New Roman" w:hAnsi="Times New Roman" w:eastAsia="宋体"/>
-        </w:rPr>
-        <w:t xml:space="preserve">：推理模型比对话型多产生 </w:t>
-      </w:r>
-      <w:r>
-        <w:rPr>
-          <w:rFonts w:ascii="Times New Roman" w:hAnsi="Times New Roman" w:eastAsia="宋体"/>
-          <w:b/>
-        </w:rPr>
-        <w:t>13–21 倍输出 token</w:t>
-      </w:r>
-      <w:r>
-        <w:rPr>
-          <w:rFonts w:ascii="Times New Roman" w:hAnsi="Times New Roman" w:eastAsia="宋体"/>
-        </w:rPr>
-        <w:t xml:space="preserve">（思维链按补全计费），每变异成本跨度 </w:t>
-      </w:r>
-      <w:r>
-        <w:rPr>
-          <w:rFonts w:ascii="Times New Roman" w:hAnsi="Times New Roman" w:eastAsia="宋体"/>
-          <w:b/>
-        </w:rPr>
-        <w:t>41 倍</w:t>
-      </w:r>
-      <w:r>
-        <w:rPr>
-          <w:rFonts w:ascii="Times New Roman" w:hAnsi="Times New Roman" w:eastAsia="宋体"/>
-        </w:rPr>
-        <w:t xml:space="preserve">、延迟跨度 </w:t>
-      </w:r>
-      <w:r>
-        <w:rPr>
-          <w:rFonts w:ascii="Times New Roman" w:hAnsi="Times New Roman" w:eastAsia="宋体"/>
-          <w:b/>
-        </w:rPr>
-        <w:t>29 倍</w:t>
-      </w:r>
-      <w:r>
-        <w:rPr>
-          <w:rFonts w:ascii="Times New Roman" w:hAnsi="Times New Roman" w:eastAsia="宋体"/>
-        </w:rPr>
-        <w:t>。结合发现 2 与 4（表态更不准 + 不可复现），推理风格没有换来准确率、稳定性或安全性中的任何一项：除原始全对全外，对话型在所有维度占优，而 Kimi（67.0%）以 1/6–1/14 的成本匹敌或超过每个推理模型。对人群规模变异筛查，模型选择也是成本决策。</w:t>
-      </w:r>
-    </w:p>
-    <w:p>
-      <w:r>
-        <w:rPr>
-          <w:rFonts w:ascii="Times New Roman" w:hAnsi="Times New Roman" w:eastAsia="黑体"/>
-          <w:b/>
-          <w:sz w:val="24"/>
-        </w:rPr>
         <w:t>国际扩展：同一 500 变异子集上的三个外国旗舰</w:t>
       </w:r>
     </w:p>
@@ -5076,7 +4294,7 @@
           <w:rFonts w:ascii="Times New Roman" w:hAnsi="Times New Roman" w:eastAsia="宋体"/>
           <w:b/>
         </w:rPr>
-        <w:t>发现 7（国内发现国际成立——且更锐利）</w:t>
+        <w:t>发现 6（国内发现国际成立——且更锐利）</w:t>
       </w:r>
       <w:r>
         <w:rPr>
@@ -5413,7 +4631,7 @@
         <w:rPr>
           <w:rFonts w:ascii="Times New Roman" w:hAnsi="Times New Roman" w:eastAsia="宋体"/>
         </w:rPr>
-        <w:t>（提交、文献）可能早于标签，模型可能见过证据而非最终标签。(iii) 二分类 P/B 评估坍缩了 ACMG 五类并惩罚"Likely"映射策略。(iv) MaveDB 功能方向是软验证。(v) 单任务（胚系 SNV/indel）；剪接/结构/新生变异未涉及。(vi) 成本审计（30 变异 × 6 模型，API 报告用量）：推理模型多产生 13–21 倍输出 token（思维链按补全计费），每变异成本跨度 41 倍（MiMo ¥0.041 vs chat ¥0.001）、延迟跨度 29 倍（65.9 s vs 2.3 s）——却未换来准确率、稳定性或安全（22–28% 良性→致病假阳性）。(vii) 变异按基因聚集（2,050 唯一基因）；独立性假设检验偏乐观——已并报基因层自助法置信区间且全部结论保持。(viii) HGVS 名中无义/移码记号可部分解释致病检测性能；我们分列了带/无线索分层。(ix) MaveDB 功能任务非时间盲法（DMS 数据集 2019–2025 可能出现在训练语料）；即便可能已见过仍失败，强化而非弱化无原生推断的结论，但注意此保留。</w:t>
+        <w:t>（提交、文献）可能早于标签，模型可能见过证据而非最终标签。(iii) 二分类 P/B 评估坍缩了 ACMG 五类并惩罚"Likely"映射策略。(iv) MaveDB 功能方向是软验证。(v) 单任务（胚系 SNV/indel）；剪接/结构/新生变异未涉及。(vi) API 延迟跨模型 29 倍（单次 65.9 秒 vs 2.3 秒），是人群规模筛查的部署考量。(vii) 变异按基因聚集（2,050 唯一基因）；独立性假设检验偏乐观——已并报基因层自助法置信区间且全部结论保持。(viii) HGVS 名中无义/移码记号可部分解释致病检测性能；我们分列了带/无线索分层。(ix) MaveDB 功能任务非时间盲法（DMS 数据集 2019–2025 可能出现在训练语料）；即便可能已见过仍失败，强化而非弱化无原生推断的结论，但注意此保留。</w:t>
       </w:r>
     </w:p>
     <w:p>
@@ -6333,24 +5551,6 @@
       </w:r>
     </w:p>
     <w:p>
-      <w:pPr>
-        <w:spacing w:line="312" w:lineRule="auto"/>
-      </w:pPr>
-      <w:r>
-        <w:rPr>
-          <w:rFonts w:ascii="Times New Roman" w:hAnsi="Times New Roman" w:eastAsia="宋体"/>
-          <w:b/>
-        </w:rPr>
-        <w:t>图 4.</w:t>
-      </w:r>
-      <w:r>
-        <w:rPr>
-          <w:rFonts w:ascii="Times New Roman" w:hAnsi="Times New Roman" w:eastAsia="宋体"/>
-        </w:rPr>
-        <w:t xml:space="preserve"> 成本-准确率权衡。每变异成本（对数轴）vs 全对全；气泡大小为延迟。</w:t>
-      </w:r>
-    </w:p>
-    <w:p>
       <w:r>
         <w:rPr>
           <w:rFonts w:ascii="Times New Roman" w:hAnsi="Times New Roman" w:eastAsia="黑体"/>
@@ -6400,30 +5600,6 @@
           <w:b/>
         </w:rPr>
         <w:t>表 S2</w:t>
-      </w:r>
-      <w:r>
-        <w:rPr>
-          <w:rFonts w:ascii="Times New Roman" w:hAnsi="Times New Roman" w:eastAsia="宋体"/>
-        </w:rPr>
-        <w:t xml:space="preserve"> 每变异 token 用量、成本、延迟（n=30×6）</w:t>
-      </w:r>
-    </w:p>
-    <w:p>
-      <w:pPr>
-        <w:spacing w:line="312" w:lineRule="auto"/>
-      </w:pPr>
-      <w:r>
-        <w:rPr>
-          <w:rFonts w:ascii="Times New Roman" w:hAnsi="Times New Roman" w:eastAsia="宋体"/>
-        </w:rPr>
-        <w:t xml:space="preserve">- </w:t>
-      </w:r>
-      <w:r>
-        <w:rPr>
-          <w:rFonts w:ascii="Times New Roman" w:hAnsi="Times New Roman" w:eastAsia="宋体"/>
-          <w:b/>
-        </w:rPr>
-        <w:t>表 S3</w:t>
       </w:r>
       <w:r>
         <w:rPr>
@@ -6595,56 +5771,6 @@
           <w:sz w:val="18"/>
         </w:rPr>
         <w:t>图 3. 输出确定性与 "Likely" 档坍缩。A：temperature 0 下重跑一致率（浅色为国际模型）；B：金标准可能致病/可能良性变异的输出分布（Kimi，专家集）——强度信息极化为全致病或全良性。</w:t>
-      </w:r>
-    </w:p>
-    <w:p>
-      <w:r>
-        <w:br w:type="page"/>
-      </w:r>
-    </w:p>
-    <w:p>
-      <w:r>
-        <w:drawing>
-          <wp:inline xmlns:a="http://schemas.openxmlformats.org/drawingml/2006/main" xmlns:pic="http://schemas.openxmlformats.org/drawingml/2006/picture">
-            <wp:extent cx="5760000" cy="4286091"/>
-            <wp:docPr id="4" name="Picture 4"/>
-            <wp:cNvGraphicFramePr>
-              <a:graphicFrameLocks noChangeAspect="1"/>
-            </wp:cNvGraphicFramePr>
-            <a:graphic>
-              <a:graphicData uri="http://schemas.openxmlformats.org/drawingml/2006/picture">
-                <pic:pic>
-                  <pic:nvPicPr>
-                    <pic:cNvPr id="0" name="fig4_JGG.png"/>
-                    <pic:cNvPicPr/>
-                  </pic:nvPicPr>
-                  <pic:blipFill>
-                    <a:blip r:embed="rId12"/>
-                    <a:stretch>
-                      <a:fillRect/>
-                    </a:stretch>
-                  </pic:blipFill>
-                  <pic:spPr>
-                    <a:xfrm>
-                      <a:off x="0" y="0"/>
-                      <a:ext cx="5760000" cy="4286091"/>
-                    </a:xfrm>
-                    <a:prstGeom prst="rect"/>
-                  </pic:spPr>
-                </pic:pic>
-              </a:graphicData>
-            </a:graphic>
-          </wp:inline>
-        </w:drawing>
-      </w:r>
-    </w:p>
-    <w:p>
-      <w:r>
-        <w:rPr>
-          <w:rFonts w:ascii="Times New Roman" w:hAnsi="Times New Roman" w:eastAsia="宋体"/>
-          <w:sz w:val="18"/>
-        </w:rPr>
-        <w:t>图 4. 成本-准确率权衡。每变异成本（对数轴）vs 全对全准确率；气泡大小为延迟。推理型模型（紫）占据贵且慢象限却无准确率或安全性收益。</w:t>
       </w:r>
     </w:p>
     <w:sectPr>

--- a/docs/manuscript_中文版.docx
+++ b/docs/manuscript_中文版.docx
@@ -3093,7 +3093,7 @@
           <w:rFonts w:ascii="Times New Roman" w:hAnsi="Times New Roman" w:eastAsia="宋体"/>
           <w:b/>
         </w:rPr>
-        <w:t>表 S3. 同一 500 变异子集九模型对比</w:t>
+        <w:t>表 S2. 同一 500 变异子集九模型对比</w:t>
       </w:r>
     </w:p>
     <w:tbl>

--- a/docs/manuscript_中文版.docx
+++ b/docs/manuscript_中文版.docx
@@ -122,7 +122,7 @@
         <w:rPr>
           <w:rFonts w:ascii="Times New Roman" w:hAnsi="Times New Roman" w:eastAsia="宋体"/>
         </w:rPr>
-        <w:t>：在 5,000 个时间盲法 ClinVar 变异（全部于 2026 年 1 月后被专家评估）测试集上，我们评估了 6 个国产 LLM（30,000 次评估）与 3 个国际旗舰模型（Gemini 3 Flash、GPT-5.6-terra、Claude Sonnet 5，同一批 500 变异子集），并在 900 个专家评审变异上独立验证；子实验涵盖等位基因频率（AF）证据、冲突分类变异与 MaveDB 功能变异的消融。</w:t>
+        <w:t>：在 5,000 个时间盲法 ClinVar 变异（全部于 2026 年 1 月后被专家评估）测试集上，我们评估了 6 个国产 LLM（30,000 次评估）与 3 个国际旗舰模型（Gemini 3 Flash、GPT-5.6-terra、Claude Sonnet 5，全量 5,000 变异），并在 900 个专家评审变异上独立验证；子实验涵盖等位基因频率（AF）证据、冲突分类变异与 MaveDB 功能变异的消融。</w:t>
       </w:r>
     </w:p>
     <w:p>
@@ -140,7 +140,7 @@
         <w:rPr>
           <w:rFonts w:ascii="Times New Roman" w:hAnsi="Times New Roman" w:eastAsia="宋体"/>
         </w:rPr>
-        <w:t>：当代模型全对全准确率 61.8–71.6%，专家评审变异上达 86–93%。保守型模型表态时准确率 97.8–98.7%，而推理型仅 81.2–85.2%，且后者将良性变异误判为致病的假阳性率达 22–28%。提供 AF 使良性敏感度最多提升 57.8 个百分点。Gemini 国际领先（80.2%）；Claude 以 97.4% 表态准确率配 3.6% 假阳性。多数投票劣于最佳单模型。</w:t>
+        <w:t>：当代模型全对全准确率 61.8–71.6%，专家评审变异上达 86–93%。保守型模型表态时准确率 97.8–98.7%，而推理型仅 81.2–85.2%，且后者将良性变异误判为致病的假阳性率达 22–28%。提供 AF 使良性敏感度最多提升 57.8 个百分点。Gemini 国际领先（76.5%）；Claude 以 97.0% 表态准确率配 3.9% 假阳性。多数投票劣于最佳单模型。</w:t>
       </w:r>
     </w:p>
     <w:p>
@@ -3028,7 +3028,7 @@
           <w:rFonts w:ascii="Times New Roman" w:hAnsi="Times New Roman" w:eastAsia="宋体"/>
           <w:b/>
         </w:rPr>
-        <w:t>发现 4（推理模型不确定）</w:t>
+        <w:t>发现 5（推理模型不确定）</w:t>
       </w:r>
       <w:r>
         <w:rPr>
@@ -3057,7 +3057,7 @@
           <w:b/>
           <w:sz w:val="24"/>
         </w:rPr>
-        <w:t>国际扩展：同一 500 变异子集上的三个外国旗舰</w:t>
+        <w:t>国际扩展：三个外国旗舰全量评估</w:t>
       </w:r>
     </w:p>
     <w:p>
@@ -3068,20 +3068,20 @@
         <w:rPr>
           <w:rFonts w:ascii="Times New Roman" w:hAnsi="Times New Roman" w:eastAsia="宋体"/>
         </w:rPr>
-        <w:t>为检验国内发现是否跨训练生态成立，我们在同一时间盲法测试集的</w:t>
+        <w:t>为检验国内发现是否跨训练生态成立，我们在</w:t>
       </w:r>
       <w:r>
         <w:rPr>
           <w:rFonts w:ascii="Times New Roman" w:hAnsi="Times New Roman" w:eastAsia="宋体"/>
           <w:b/>
         </w:rPr>
-        <w:t>前 500 个变异</w:t>
+        <w:t>完整时间盲法测试集</w:t>
       </w:r>
       <w:r>
         <w:rPr>
           <w:rFonts w:ascii="Times New Roman" w:hAnsi="Times New Roman" w:eastAsia="宋体"/>
         </w:rPr>
-        <w:t>上评估了 Gemini 3 Flash、GPT-5.6-terra 与 Claude Sonnet 5（相同提示词；三者统一加研究性 system prompt，见方法）。</w:t>
+        <w:t>（各 5,000 变异）上评估了 Gemini 3 Flash、GPT-5.6-terra 与 Claude Sonnet 5（相同提示词；三者统一加研究性 system prompt，见方法）。</w:t>
       </w:r>
     </w:p>
     <w:p>
@@ -3103,17 +3103,18 @@
         <w:tblLook w:firstColumn="1" w:firstRow="1" w:lastColumn="0" w:lastRow="0" w:noHBand="0" w:noVBand="1" w:val="04A0"/>
       </w:tblPr>
       <w:tblGrid>
-        <w:gridCol w:w="1512"/>
-        <w:gridCol w:w="1512"/>
-        <w:gridCol w:w="1512"/>
-        <w:gridCol w:w="1512"/>
-        <w:gridCol w:w="1512"/>
-        <w:gridCol w:w="1512"/>
+        <w:gridCol w:w="1296"/>
+        <w:gridCol w:w="1296"/>
+        <w:gridCol w:w="1296"/>
+        <w:gridCol w:w="1296"/>
+        <w:gridCol w:w="1296"/>
+        <w:gridCol w:w="1296"/>
+        <w:gridCol w:w="1296"/>
       </w:tblGrid>
       <w:tr>
         <w:tc>
           <w:tcPr>
-            <w:tcW w:type="dxa" w:w="1512"/>
+            <w:tcW w:type="dxa" w:w="1296"/>
           </w:tcPr>
           <w:p>
             <w:r>
@@ -3134,7 +3135,7 @@
         </w:tc>
         <w:tc>
           <w:tcPr>
-            <w:tcW w:type="dxa" w:w="1512"/>
+            <w:tcW w:type="dxa" w:w="1296"/>
           </w:tcPr>
           <w:p>
             <w:r>
@@ -3155,7 +3156,7 @@
         </w:tc>
         <w:tc>
           <w:tcPr>
-            <w:tcW w:type="dxa" w:w="1512"/>
+            <w:tcW w:type="dxa" w:w="1296"/>
           </w:tcPr>
           <w:p>
             <w:r>
@@ -3176,7 +3177,7 @@
         </w:tc>
         <w:tc>
           <w:tcPr>
-            <w:tcW w:type="dxa" w:w="1512"/>
+            <w:tcW w:type="dxa" w:w="1296"/>
           </w:tcPr>
           <w:p>
             <w:r>
@@ -3197,7 +3198,7 @@
         </w:tc>
         <w:tc>
           <w:tcPr>
-            <w:tcW w:type="dxa" w:w="1512"/>
+            <w:tcW w:type="dxa" w:w="1296"/>
           </w:tcPr>
           <w:p>
             <w:r>
@@ -3218,7 +3219,7 @@
         </w:tc>
         <w:tc>
           <w:tcPr>
-            <w:tcW w:type="dxa" w:w="1512"/>
+            <w:tcW w:type="dxa" w:w="1296"/>
           </w:tcPr>
           <w:p>
             <w:r>
@@ -3234,6 +3235,27 @@
                 <w:sz w:val="18"/>
               </w:rPr>
               <w:t>良性→致病 FP</w:t>
+            </w:r>
+          </w:p>
+        </w:tc>
+        <w:tc>
+          <w:tcPr>
+            <w:tcW w:type="dxa" w:w="1296"/>
+          </w:tcPr>
+          <w:p>
+            <w:r>
+              <w:rPr>
+                <w:b/>
+                <w:sz w:val="18"/>
+              </w:rPr>
+            </w:r>
+            <w:r>
+              <w:rPr>
+                <w:rFonts w:ascii="Times New Roman" w:hAnsi="Times New Roman" w:eastAsia="宋体"/>
+                <w:b/>
+                <w:sz w:val="18"/>
+              </w:rPr>
+              <w:t>专家档</w:t>
             </w:r>
           </w:p>
         </w:tc>
@@ -3241,7 +3263,7 @@
       <w:tr>
         <w:tc>
           <w:tcPr>
-            <w:tcW w:type="dxa" w:w="1512"/>
+            <w:tcW w:type="dxa" w:w="1296"/>
           </w:tcPr>
           <w:p>
             <w:r>
@@ -3260,7 +3282,7 @@
         </w:tc>
         <w:tc>
           <w:tcPr>
-            <w:tcW w:type="dxa" w:w="1512"/>
+            <w:tcW w:type="dxa" w:w="1296"/>
           </w:tcPr>
           <w:p>
             <w:r>
@@ -3279,7 +3301,7 @@
         </w:tc>
         <w:tc>
           <w:tcPr>
-            <w:tcW w:type="dxa" w:w="1512"/>
+            <w:tcW w:type="dxa" w:w="1296"/>
           </w:tcPr>
           <w:p>
             <w:r>
@@ -3293,13 +3315,13 @@
                 <w:b/>
                 <w:sz w:val="18"/>
               </w:rPr>
-              <w:t>80.2%</w:t>
+              <w:t>76.5%</w:t>
             </w:r>
           </w:p>
         </w:tc>
         <w:tc>
           <w:tcPr>
-            <w:tcW w:type="dxa" w:w="1512"/>
+            <w:tcW w:type="dxa" w:w="1296"/>
           </w:tcPr>
           <w:p>
             <w:r>
@@ -3312,13 +3334,13 @@
                 <w:rFonts w:ascii="Times New Roman" w:hAnsi="Times New Roman" w:eastAsia="宋体"/>
                 <w:sz w:val="18"/>
               </w:rPr>
-              <w:t>89.7%</w:t>
+              <w:t>84.3%</w:t>
             </w:r>
           </w:p>
         </w:tc>
         <w:tc>
           <w:tcPr>
-            <w:tcW w:type="dxa" w:w="1512"/>
+            <w:tcW w:type="dxa" w:w="1296"/>
           </w:tcPr>
           <w:p>
             <w:r>
@@ -3331,13 +3353,13 @@
                 <w:rFonts w:ascii="Times New Roman" w:hAnsi="Times New Roman" w:eastAsia="宋体"/>
                 <w:sz w:val="18"/>
               </w:rPr>
-              <w:t>10.6%</w:t>
+              <w:t>9.2%</w:t>
             </w:r>
           </w:p>
         </w:tc>
         <w:tc>
           <w:tcPr>
-            <w:tcW w:type="dxa" w:w="1512"/>
+            <w:tcW w:type="dxa" w:w="1296"/>
           </w:tcPr>
           <w:p>
             <w:r>
@@ -3350,7 +3372,26 @@
                 <w:rFonts w:ascii="Times New Roman" w:hAnsi="Times New Roman" w:eastAsia="宋体"/>
                 <w:sz w:val="18"/>
               </w:rPr>
-              <w:t>17.4%</w:t>
+              <w:t>27.8%</w:t>
+            </w:r>
+          </w:p>
+        </w:tc>
+        <w:tc>
+          <w:tcPr>
+            <w:tcW w:type="dxa" w:w="1296"/>
+          </w:tcPr>
+          <w:p>
+            <w:r>
+              <w:rPr>
+                <w:sz w:val="18"/>
+              </w:rPr>
+            </w:r>
+            <w:r>
+              <w:rPr>
+                <w:rFonts w:ascii="Times New Roman" w:hAnsi="Times New Roman" w:eastAsia="宋体"/>
+                <w:sz w:val="18"/>
+              </w:rPr>
+              <w:t>91%</w:t>
             </w:r>
           </w:p>
         </w:tc>
@@ -3358,7 +3399,7 @@
       <w:tr>
         <w:tc>
           <w:tcPr>
-            <w:tcW w:type="dxa" w:w="1512"/>
+            <w:tcW w:type="dxa" w:w="1296"/>
           </w:tcPr>
           <w:p>
             <w:r>
@@ -3371,13 +3412,13 @@
                 <w:rFonts w:ascii="Times New Roman" w:hAnsi="Times New Roman" w:eastAsia="宋体"/>
                 <w:sz w:val="18"/>
               </w:rPr>
-              <w:t>Claude Sonnet 5</w:t>
+              <w:t>Qwen3.7-max</w:t>
             </w:r>
           </w:p>
         </w:tc>
         <w:tc>
           <w:tcPr>
-            <w:tcW w:type="dxa" w:w="1512"/>
+            <w:tcW w:type="dxa" w:w="1296"/>
           </w:tcPr>
           <w:p>
             <w:r>
@@ -3390,13 +3431,13 @@
                 <w:rFonts w:ascii="Times New Roman" w:hAnsi="Times New Roman" w:eastAsia="宋体"/>
                 <w:sz w:val="18"/>
               </w:rPr>
-              <w:t>Anthropic</w:t>
+              <w:t>阿里</w:t>
             </w:r>
           </w:p>
         </w:tc>
         <w:tc>
           <w:tcPr>
-            <w:tcW w:type="dxa" w:w="1512"/>
+            <w:tcW w:type="dxa" w:w="1296"/>
           </w:tcPr>
           <w:p>
             <w:r>
@@ -3409,13 +3450,13 @@
                 <w:rFonts w:ascii="Times New Roman" w:hAnsi="Times New Roman" w:eastAsia="宋体"/>
                 <w:sz w:val="18"/>
               </w:rPr>
-              <w:t>73.8%</w:t>
+              <w:t>71.6%</w:t>
             </w:r>
           </w:p>
         </w:tc>
         <w:tc>
           <w:tcPr>
-            <w:tcW w:type="dxa" w:w="1512"/>
+            <w:tcW w:type="dxa" w:w="1296"/>
           </w:tcPr>
           <w:p>
             <w:r>
@@ -3428,13 +3469,13 @@
                 <w:rFonts w:ascii="Times New Roman" w:hAnsi="Times New Roman" w:eastAsia="宋体"/>
                 <w:sz w:val="18"/>
               </w:rPr>
-              <w:t>97.4%</w:t>
+              <w:t>96.4%</w:t>
             </w:r>
           </w:p>
         </w:tc>
         <w:tc>
           <w:tcPr>
-            <w:tcW w:type="dxa" w:w="1512"/>
+            <w:tcW w:type="dxa" w:w="1296"/>
           </w:tcPr>
           <w:p>
             <w:r>
@@ -3447,13 +3488,13 @@
                 <w:rFonts w:ascii="Times New Roman" w:hAnsi="Times New Roman" w:eastAsia="宋体"/>
                 <w:sz w:val="18"/>
               </w:rPr>
-              <w:t>24.2%</w:t>
+              <w:t>25.7%</w:t>
             </w:r>
           </w:p>
         </w:tc>
         <w:tc>
           <w:tcPr>
-            <w:tcW w:type="dxa" w:w="1512"/>
+            <w:tcW w:type="dxa" w:w="1296"/>
           </w:tcPr>
           <w:p>
             <w:r>
@@ -3464,10 +3505,28 @@
             <w:r>
               <w:rPr>
                 <w:rFonts w:ascii="Times New Roman" w:hAnsi="Times New Roman" w:eastAsia="宋体"/>
-                <w:b/>
-                <w:sz w:val="18"/>
-              </w:rPr>
-              <w:t>3.6%</w:t>
+                <w:sz w:val="18"/>
+              </w:rPr>
+              <w:t>4.7%</w:t>
+            </w:r>
+          </w:p>
+        </w:tc>
+        <w:tc>
+          <w:tcPr>
+            <w:tcW w:type="dxa" w:w="1296"/>
+          </w:tcPr>
+          <w:p>
+            <w:r>
+              <w:rPr>
+                <w:sz w:val="18"/>
+              </w:rPr>
+            </w:r>
+            <w:r>
+              <w:rPr>
+                <w:rFonts w:ascii="Times New Roman" w:hAnsi="Times New Roman" w:eastAsia="宋体"/>
+                <w:sz w:val="18"/>
+              </w:rPr>
+              <w:t>86%</w:t>
             </w:r>
           </w:p>
         </w:tc>
@@ -3475,7 +3534,7 @@
       <w:tr>
         <w:tc>
           <w:tcPr>
-            <w:tcW w:type="dxa" w:w="1512"/>
+            <w:tcW w:type="dxa" w:w="1296"/>
           </w:tcPr>
           <w:p>
             <w:r>
@@ -3488,13 +3547,13 @@
                 <w:rFonts w:ascii="Times New Roman" w:hAnsi="Times New Roman" w:eastAsia="宋体"/>
                 <w:sz w:val="18"/>
               </w:rPr>
-              <w:t>Qwen3.7-max</w:t>
+              <w:t>Claude Sonnet 5</w:t>
             </w:r>
           </w:p>
         </w:tc>
         <w:tc>
           <w:tcPr>
-            <w:tcW w:type="dxa" w:w="1512"/>
+            <w:tcW w:type="dxa" w:w="1296"/>
           </w:tcPr>
           <w:p>
             <w:r>
@@ -3507,13 +3566,13 @@
                 <w:rFonts w:ascii="Times New Roman" w:hAnsi="Times New Roman" w:eastAsia="宋体"/>
                 <w:sz w:val="18"/>
               </w:rPr>
-              <w:t>阿里</w:t>
+              <w:t>Anthropic</w:t>
             </w:r>
           </w:p>
         </w:tc>
         <w:tc>
           <w:tcPr>
-            <w:tcW w:type="dxa" w:w="1512"/>
+            <w:tcW w:type="dxa" w:w="1296"/>
           </w:tcPr>
           <w:p>
             <w:r>
@@ -3526,13 +3585,13 @@
                 <w:rFonts w:ascii="Times New Roman" w:hAnsi="Times New Roman" w:eastAsia="宋体"/>
                 <w:sz w:val="18"/>
               </w:rPr>
-              <w:t>73.4%</w:t>
+              <w:t>68.5%</w:t>
             </w:r>
           </w:p>
         </w:tc>
         <w:tc>
           <w:tcPr>
-            <w:tcW w:type="dxa" w:w="1512"/>
+            <w:tcW w:type="dxa" w:w="1296"/>
           </w:tcPr>
           <w:p>
             <w:r>
@@ -3545,13 +3604,13 @@
                 <w:rFonts w:ascii="Times New Roman" w:hAnsi="Times New Roman" w:eastAsia="宋体"/>
                 <w:sz w:val="18"/>
               </w:rPr>
-              <w:t>96.1%</w:t>
+              <w:t>97.0%</w:t>
             </w:r>
           </w:p>
         </w:tc>
         <w:tc>
           <w:tcPr>
-            <w:tcW w:type="dxa" w:w="1512"/>
+            <w:tcW w:type="dxa" w:w="1296"/>
           </w:tcPr>
           <w:p>
             <w:r>
@@ -3564,13 +3623,13 @@
                 <w:rFonts w:ascii="Times New Roman" w:hAnsi="Times New Roman" w:eastAsia="宋体"/>
                 <w:sz w:val="18"/>
               </w:rPr>
-              <w:t>23.6%</w:t>
+              <w:t>29.3%</w:t>
             </w:r>
           </w:p>
         </w:tc>
         <w:tc>
           <w:tcPr>
-            <w:tcW w:type="dxa" w:w="1512"/>
+            <w:tcW w:type="dxa" w:w="1296"/>
           </w:tcPr>
           <w:p>
             <w:r>
@@ -3581,9 +3640,29 @@
             <w:r>
               <w:rPr>
                 <w:rFonts w:ascii="Times New Roman" w:hAnsi="Times New Roman" w:eastAsia="宋体"/>
-                <w:sz w:val="18"/>
-              </w:rPr>
-              <w:t>5.7%</w:t>
+                <w:b/>
+                <w:sz w:val="18"/>
+              </w:rPr>
+              <w:t>3.9%</w:t>
+            </w:r>
+          </w:p>
+        </w:tc>
+        <w:tc>
+          <w:tcPr>
+            <w:tcW w:type="dxa" w:w="1296"/>
+          </w:tcPr>
+          <w:p>
+            <w:r>
+              <w:rPr>
+                <w:sz w:val="18"/>
+              </w:rPr>
+            </w:r>
+            <w:r>
+              <w:rPr>
+                <w:rFonts w:ascii="Times New Roman" w:hAnsi="Times New Roman" w:eastAsia="宋体"/>
+                <w:sz w:val="18"/>
+              </w:rPr>
+              <w:t>90%</w:t>
             </w:r>
           </w:p>
         </w:tc>
@@ -3591,7 +3670,7 @@
       <w:tr>
         <w:tc>
           <w:tcPr>
-            <w:tcW w:type="dxa" w:w="1512"/>
+            <w:tcW w:type="dxa" w:w="1296"/>
           </w:tcPr>
           <w:p>
             <w:r>
@@ -3610,7 +3689,7 @@
         </w:tc>
         <w:tc>
           <w:tcPr>
-            <w:tcW w:type="dxa" w:w="1512"/>
+            <w:tcW w:type="dxa" w:w="1296"/>
           </w:tcPr>
           <w:p>
             <w:r>
@@ -3629,7 +3708,7 @@
         </w:tc>
         <w:tc>
           <w:tcPr>
-            <w:tcW w:type="dxa" w:w="1512"/>
+            <w:tcW w:type="dxa" w:w="1296"/>
           </w:tcPr>
           <w:p>
             <w:r>
@@ -3642,13 +3721,13 @@
                 <w:rFonts w:ascii="Times New Roman" w:hAnsi="Times New Roman" w:eastAsia="宋体"/>
                 <w:sz w:val="18"/>
               </w:rPr>
-              <w:t>67.8%</w:t>
+              <w:t>67.0%</w:t>
             </w:r>
           </w:p>
         </w:tc>
         <w:tc>
           <w:tcPr>
-            <w:tcW w:type="dxa" w:w="1512"/>
+            <w:tcW w:type="dxa" w:w="1296"/>
           </w:tcPr>
           <w:p>
             <w:r>
@@ -3661,13 +3740,13 @@
                 <w:rFonts w:ascii="Times New Roman" w:hAnsi="Times New Roman" w:eastAsia="宋体"/>
                 <w:sz w:val="18"/>
               </w:rPr>
-              <w:t>98.0%</w:t>
+              <w:t>97.8%</w:t>
             </w:r>
           </w:p>
         </w:tc>
         <w:tc>
           <w:tcPr>
-            <w:tcW w:type="dxa" w:w="1512"/>
+            <w:tcW w:type="dxa" w:w="1296"/>
           </w:tcPr>
           <w:p>
             <w:r>
@@ -3680,13 +3759,13 @@
                 <w:rFonts w:ascii="Times New Roman" w:hAnsi="Times New Roman" w:eastAsia="宋体"/>
                 <w:sz w:val="18"/>
               </w:rPr>
-              <w:t>30.8%</w:t>
+              <w:t>31.6%</w:t>
             </w:r>
           </w:p>
         </w:tc>
         <w:tc>
           <w:tcPr>
-            <w:tcW w:type="dxa" w:w="1512"/>
+            <w:tcW w:type="dxa" w:w="1296"/>
           </w:tcPr>
           <w:p>
             <w:r>
@@ -3699,7 +3778,26 @@
                 <w:rFonts w:ascii="Times New Roman" w:hAnsi="Times New Roman" w:eastAsia="宋体"/>
                 <w:sz w:val="18"/>
               </w:rPr>
-              <w:t>2.8%</w:t>
+              <w:t>2.5%</w:t>
+            </w:r>
+          </w:p>
+        </w:tc>
+        <w:tc>
+          <w:tcPr>
+            <w:tcW w:type="dxa" w:w="1296"/>
+          </w:tcPr>
+          <w:p>
+            <w:r>
+              <w:rPr>
+                <w:sz w:val="18"/>
+              </w:rPr>
+            </w:r>
+            <w:r>
+              <w:rPr>
+                <w:rFonts w:ascii="Times New Roman" w:hAnsi="Times New Roman" w:eastAsia="宋体"/>
+                <w:sz w:val="18"/>
+              </w:rPr>
+              <w:t>90%</w:t>
             </w:r>
           </w:p>
         </w:tc>
@@ -3707,7 +3805,7 @@
       <w:tr>
         <w:tc>
           <w:tcPr>
-            <w:tcW w:type="dxa" w:w="1512"/>
+            <w:tcW w:type="dxa" w:w="1296"/>
           </w:tcPr>
           <w:p>
             <w:r>
@@ -3726,7 +3824,7 @@
         </w:tc>
         <w:tc>
           <w:tcPr>
-            <w:tcW w:type="dxa" w:w="1512"/>
+            <w:tcW w:type="dxa" w:w="1296"/>
           </w:tcPr>
           <w:p>
             <w:r>
@@ -3745,7 +3843,7 @@
         </w:tc>
         <w:tc>
           <w:tcPr>
-            <w:tcW w:type="dxa" w:w="1512"/>
+            <w:tcW w:type="dxa" w:w="1296"/>
           </w:tcPr>
           <w:p>
             <w:r>
@@ -3758,13 +3856,13 @@
                 <w:rFonts w:ascii="Times New Roman" w:hAnsi="Times New Roman" w:eastAsia="宋体"/>
                 <w:sz w:val="18"/>
               </w:rPr>
-              <w:t>66.6%</w:t>
+              <w:t>66.1%</w:t>
             </w:r>
           </w:p>
         </w:tc>
         <w:tc>
           <w:tcPr>
-            <w:tcW w:type="dxa" w:w="1512"/>
+            <w:tcW w:type="dxa" w:w="1296"/>
           </w:tcPr>
           <w:p>
             <w:r>
@@ -3777,13 +3875,13 @@
                 <w:rFonts w:ascii="Times New Roman" w:hAnsi="Times New Roman" w:eastAsia="宋体"/>
                 <w:sz w:val="18"/>
               </w:rPr>
-              <w:t>86.9%</w:t>
+              <w:t>85.2%</w:t>
             </w:r>
           </w:p>
         </w:tc>
         <w:tc>
           <w:tcPr>
-            <w:tcW w:type="dxa" w:w="1512"/>
+            <w:tcW w:type="dxa" w:w="1296"/>
           </w:tcPr>
           <w:p>
             <w:r>
@@ -3796,13 +3894,13 @@
                 <w:rFonts w:ascii="Times New Roman" w:hAnsi="Times New Roman" w:eastAsia="宋体"/>
                 <w:sz w:val="18"/>
               </w:rPr>
-              <w:t>23.4%</w:t>
+              <w:t>22.5%</w:t>
             </w:r>
           </w:p>
         </w:tc>
         <w:tc>
           <w:tcPr>
-            <w:tcW w:type="dxa" w:w="1512"/>
+            <w:tcW w:type="dxa" w:w="1296"/>
           </w:tcPr>
           <w:p>
             <w:r>
@@ -3815,7 +3913,26 @@
                 <w:rFonts w:ascii="Times New Roman" w:hAnsi="Times New Roman" w:eastAsia="宋体"/>
                 <w:sz w:val="18"/>
               </w:rPr>
-              <w:t>19.4%</w:t>
+              <w:t>22.3%</w:t>
+            </w:r>
+          </w:p>
+        </w:tc>
+        <w:tc>
+          <w:tcPr>
+            <w:tcW w:type="dxa" w:w="1296"/>
+          </w:tcPr>
+          <w:p>
+            <w:r>
+              <w:rPr>
+                <w:sz w:val="18"/>
+              </w:rPr>
+            </w:r>
+            <w:r>
+              <w:rPr>
+                <w:rFonts w:ascii="Times New Roman" w:hAnsi="Times New Roman" w:eastAsia="宋体"/>
+                <w:sz w:val="18"/>
+              </w:rPr>
+              <w:t>92%</w:t>
             </w:r>
           </w:p>
         </w:tc>
@@ -3823,7 +3940,7 @@
       <w:tr>
         <w:tc>
           <w:tcPr>
-            <w:tcW w:type="dxa" w:w="1512"/>
+            <w:tcW w:type="dxa" w:w="1296"/>
           </w:tcPr>
           <w:p>
             <w:r>
@@ -3836,13 +3953,13 @@
                 <w:rFonts w:ascii="Times New Roman" w:hAnsi="Times New Roman" w:eastAsia="宋体"/>
                 <w:sz w:val="18"/>
               </w:rPr>
-              <w:t>GPT-5.6-terra</w:t>
+              <w:t>DeepSeek V4-pro</w:t>
             </w:r>
           </w:p>
         </w:tc>
         <w:tc>
           <w:tcPr>
-            <w:tcW w:type="dxa" w:w="1512"/>
+            <w:tcW w:type="dxa" w:w="1296"/>
           </w:tcPr>
           <w:p>
             <w:r>
@@ -3855,13 +3972,13 @@
                 <w:rFonts w:ascii="Times New Roman" w:hAnsi="Times New Roman" w:eastAsia="宋体"/>
                 <w:sz w:val="18"/>
               </w:rPr>
-              <w:t>OpenAI</w:t>
+              <w:t>深度求索</w:t>
             </w:r>
           </w:p>
         </w:tc>
         <w:tc>
           <w:tcPr>
-            <w:tcW w:type="dxa" w:w="1512"/>
+            <w:tcW w:type="dxa" w:w="1296"/>
           </w:tcPr>
           <w:p>
             <w:r>
@@ -3874,13 +3991,13 @@
                 <w:rFonts w:ascii="Times New Roman" w:hAnsi="Times New Roman" w:eastAsia="宋体"/>
                 <w:sz w:val="18"/>
               </w:rPr>
-              <w:t>63.4%</w:t>
+              <w:t>61.8%</w:t>
             </w:r>
           </w:p>
         </w:tc>
         <w:tc>
           <w:tcPr>
-            <w:tcW w:type="dxa" w:w="1512"/>
+            <w:tcW w:type="dxa" w:w="1296"/>
           </w:tcPr>
           <w:p>
             <w:r>
@@ -3893,13 +4010,13 @@
                 <w:rFonts w:ascii="Times New Roman" w:hAnsi="Times New Roman" w:eastAsia="宋体"/>
                 <w:sz w:val="18"/>
               </w:rPr>
-              <w:t>84.1%</w:t>
+              <w:t>81.2%</w:t>
             </w:r>
           </w:p>
         </w:tc>
         <w:tc>
           <w:tcPr>
-            <w:tcW w:type="dxa" w:w="1512"/>
+            <w:tcW w:type="dxa" w:w="1296"/>
           </w:tcPr>
           <w:p>
             <w:r>
@@ -3912,13 +4029,13 @@
                 <w:rFonts w:ascii="Times New Roman" w:hAnsi="Times New Roman" w:eastAsia="宋体"/>
                 <w:sz w:val="18"/>
               </w:rPr>
-              <w:t>24.6%</w:t>
+              <w:t>23.9%</w:t>
             </w:r>
           </w:p>
         </w:tc>
         <w:tc>
           <w:tcPr>
-            <w:tcW w:type="dxa" w:w="1512"/>
+            <w:tcW w:type="dxa" w:w="1296"/>
           </w:tcPr>
           <w:p>
             <w:r>
@@ -3931,7 +4048,26 @@
                 <w:rFonts w:ascii="Times New Roman" w:hAnsi="Times New Roman" w:eastAsia="宋体"/>
                 <w:sz w:val="18"/>
               </w:rPr>
-              <w:t>23.9%</w:t>
+              <w:t>28.4%</w:t>
+            </w:r>
+          </w:p>
+        </w:tc>
+        <w:tc>
+          <w:tcPr>
+            <w:tcW w:type="dxa" w:w="1296"/>
+          </w:tcPr>
+          <w:p>
+            <w:r>
+              <w:rPr>
+                <w:sz w:val="18"/>
+              </w:rPr>
+            </w:r>
+            <w:r>
+              <w:rPr>
+                <w:rFonts w:ascii="Times New Roman" w:hAnsi="Times New Roman" w:eastAsia="宋体"/>
+                <w:sz w:val="18"/>
+              </w:rPr>
+              <w:t>93%</w:t>
             </w:r>
           </w:p>
         </w:tc>
@@ -3939,7 +4075,7 @@
       <w:tr>
         <w:tc>
           <w:tcPr>
-            <w:tcW w:type="dxa" w:w="1512"/>
+            <w:tcW w:type="dxa" w:w="1296"/>
           </w:tcPr>
           <w:p>
             <w:r>
@@ -3952,13 +4088,13 @@
                 <w:rFonts w:ascii="Times New Roman" w:hAnsi="Times New Roman" w:eastAsia="宋体"/>
                 <w:sz w:val="18"/>
               </w:rPr>
-              <w:t>DeepSeek V4-pro</w:t>
+              <w:t>GPT-5.6-terra</w:t>
             </w:r>
           </w:p>
         </w:tc>
         <w:tc>
           <w:tcPr>
-            <w:tcW w:type="dxa" w:w="1512"/>
+            <w:tcW w:type="dxa" w:w="1296"/>
           </w:tcPr>
           <w:p>
             <w:r>
@@ -3971,13 +4107,13 @@
                 <w:rFonts w:ascii="Times New Roman" w:hAnsi="Times New Roman" w:eastAsia="宋体"/>
                 <w:sz w:val="18"/>
               </w:rPr>
-              <w:t>深度求索</w:t>
+              <w:t>OpenAI</w:t>
             </w:r>
           </w:p>
         </w:tc>
         <w:tc>
           <w:tcPr>
-            <w:tcW w:type="dxa" w:w="1512"/>
+            <w:tcW w:type="dxa" w:w="1296"/>
           </w:tcPr>
           <w:p>
             <w:r>
@@ -3990,13 +4126,13 @@
                 <w:rFonts w:ascii="Times New Roman" w:hAnsi="Times New Roman" w:eastAsia="宋体"/>
                 <w:sz w:val="18"/>
               </w:rPr>
-              <w:t>63.0%</w:t>
+              <w:t>60.3%</w:t>
             </w:r>
           </w:p>
         </w:tc>
         <w:tc>
           <w:tcPr>
-            <w:tcW w:type="dxa" w:w="1512"/>
+            <w:tcW w:type="dxa" w:w="1296"/>
           </w:tcPr>
           <w:p>
             <w:r>
@@ -4009,13 +4145,13 @@
                 <w:rFonts w:ascii="Times New Roman" w:hAnsi="Times New Roman" w:eastAsia="宋体"/>
                 <w:sz w:val="18"/>
               </w:rPr>
-              <w:t>84.0%</w:t>
+              <w:t>86.9%</w:t>
             </w:r>
           </w:p>
         </w:tc>
         <w:tc>
           <w:tcPr>
-            <w:tcW w:type="dxa" w:w="1512"/>
+            <w:tcW w:type="dxa" w:w="1296"/>
           </w:tcPr>
           <w:p>
             <w:r>
@@ -4028,13 +4164,13 @@
                 <w:rFonts w:ascii="Times New Roman" w:hAnsi="Times New Roman" w:eastAsia="宋体"/>
                 <w:sz w:val="18"/>
               </w:rPr>
-              <w:t>25.0%</w:t>
+              <w:t>30.6%</w:t>
             </w:r>
           </w:p>
         </w:tc>
         <w:tc>
           <w:tcPr>
-            <w:tcW w:type="dxa" w:w="1512"/>
+            <w:tcW w:type="dxa" w:w="1296"/>
           </w:tcPr>
           <w:p>
             <w:r>
@@ -4047,7 +4183,26 @@
                 <w:rFonts w:ascii="Times New Roman" w:hAnsi="Times New Roman" w:eastAsia="宋体"/>
                 <w:sz w:val="18"/>
               </w:rPr>
-              <w:t>24.3%</w:t>
+              <w:t>17.9%</w:t>
+            </w:r>
+          </w:p>
+        </w:tc>
+        <w:tc>
+          <w:tcPr>
+            <w:tcW w:type="dxa" w:w="1296"/>
+          </w:tcPr>
+          <w:p>
+            <w:r>
+              <w:rPr>
+                <w:sz w:val="18"/>
+              </w:rPr>
+            </w:r>
+            <w:r>
+              <w:rPr>
+                <w:rFonts w:ascii="Times New Roman" w:hAnsi="Times New Roman" w:eastAsia="宋体"/>
+                <w:sz w:val="18"/>
+              </w:rPr>
+              <w:t>92%</w:t>
             </w:r>
           </w:p>
         </w:tc>
@@ -4055,7 +4210,7 @@
       <w:tr>
         <w:tc>
           <w:tcPr>
-            <w:tcW w:type="dxa" w:w="1512"/>
+            <w:tcW w:type="dxa" w:w="1296"/>
           </w:tcPr>
           <w:p>
             <w:r>
@@ -4074,7 +4229,7 @@
         </w:tc>
         <w:tc>
           <w:tcPr>
-            <w:tcW w:type="dxa" w:w="1512"/>
+            <w:tcW w:type="dxa" w:w="1296"/>
           </w:tcPr>
           <w:p>
             <w:r>
@@ -4093,7 +4248,7 @@
         </w:tc>
         <w:tc>
           <w:tcPr>
-            <w:tcW w:type="dxa" w:w="1512"/>
+            <w:tcW w:type="dxa" w:w="1296"/>
           </w:tcPr>
           <w:p>
             <w:r>
@@ -4106,13 +4261,13 @@
                 <w:rFonts w:ascii="Times New Roman" w:hAnsi="Times New Roman" w:eastAsia="宋体"/>
                 <w:sz w:val="18"/>
               </w:rPr>
-              <w:t>47.0%</w:t>
+              <w:t>49.4%</w:t>
             </w:r>
           </w:p>
         </w:tc>
         <w:tc>
           <w:tcPr>
-            <w:tcW w:type="dxa" w:w="1512"/>
+            <w:tcW w:type="dxa" w:w="1296"/>
           </w:tcPr>
           <w:p>
             <w:r>
@@ -4125,13 +4280,13 @@
                 <w:rFonts w:ascii="Times New Roman" w:hAnsi="Times New Roman" w:eastAsia="宋体"/>
                 <w:sz w:val="18"/>
               </w:rPr>
-              <w:t>98.3%</w:t>
+              <w:t>98.6%</w:t>
             </w:r>
           </w:p>
         </w:tc>
         <w:tc>
           <w:tcPr>
-            <w:tcW w:type="dxa" w:w="1512"/>
+            <w:tcW w:type="dxa" w:w="1296"/>
           </w:tcPr>
           <w:p>
             <w:r>
@@ -4144,13 +4299,13 @@
                 <w:rFonts w:ascii="Times New Roman" w:hAnsi="Times New Roman" w:eastAsia="宋体"/>
                 <w:sz w:val="18"/>
               </w:rPr>
-              <w:t>52.2%</w:t>
+              <w:t>49.9%</w:t>
             </w:r>
           </w:p>
         </w:tc>
         <w:tc>
           <w:tcPr>
-            <w:tcW w:type="dxa" w:w="1512"/>
+            <w:tcW w:type="dxa" w:w="1296"/>
           </w:tcPr>
           <w:p>
             <w:r>
@@ -4163,7 +4318,26 @@
                 <w:rFonts w:ascii="Times New Roman" w:hAnsi="Times New Roman" w:eastAsia="宋体"/>
                 <w:sz w:val="18"/>
               </w:rPr>
-              <w:t>1.6%</w:t>
+              <w:t>1.4%</w:t>
+            </w:r>
+          </w:p>
+        </w:tc>
+        <w:tc>
+          <w:tcPr>
+            <w:tcW w:type="dxa" w:w="1296"/>
+          </w:tcPr>
+          <w:p>
+            <w:r>
+              <w:rPr>
+                <w:sz w:val="18"/>
+              </w:rPr>
+            </w:r>
+            <w:r>
+              <w:rPr>
+                <w:rFonts w:ascii="Times New Roman" w:hAnsi="Times New Roman" w:eastAsia="宋体"/>
+                <w:sz w:val="18"/>
+              </w:rPr>
+              <w:t>69%</w:t>
             </w:r>
           </w:p>
         </w:tc>
@@ -4171,7 +4345,7 @@
       <w:tr>
         <w:tc>
           <w:tcPr>
-            <w:tcW w:type="dxa" w:w="1512"/>
+            <w:tcW w:type="dxa" w:w="1296"/>
           </w:tcPr>
           <w:p>
             <w:r>
@@ -4190,7 +4364,7 @@
         </w:tc>
         <w:tc>
           <w:tcPr>
-            <w:tcW w:type="dxa" w:w="1512"/>
+            <w:tcW w:type="dxa" w:w="1296"/>
           </w:tcPr>
           <w:p>
             <w:r>
@@ -4209,7 +4383,7 @@
         </w:tc>
         <w:tc>
           <w:tcPr>
-            <w:tcW w:type="dxa" w:w="1512"/>
+            <w:tcW w:type="dxa" w:w="1296"/>
           </w:tcPr>
           <w:p>
             <w:r>
@@ -4222,13 +4396,13 @@
                 <w:rFonts w:ascii="Times New Roman" w:hAnsi="Times New Roman" w:eastAsia="宋体"/>
                 <w:sz w:val="18"/>
               </w:rPr>
-              <w:t>47.4%</w:t>
+              <w:t>49.2%</w:t>
             </w:r>
           </w:p>
         </w:tc>
         <w:tc>
           <w:tcPr>
-            <w:tcW w:type="dxa" w:w="1512"/>
+            <w:tcW w:type="dxa" w:w="1296"/>
           </w:tcPr>
           <w:p>
             <w:r>
@@ -4241,13 +4415,13 @@
                 <w:rFonts w:ascii="Times New Roman" w:hAnsi="Times New Roman" w:eastAsia="宋体"/>
                 <w:sz w:val="18"/>
               </w:rPr>
-              <w:t>98.3%</w:t>
+              <w:t>98.7%</w:t>
             </w:r>
           </w:p>
         </w:tc>
         <w:tc>
           <w:tcPr>
-            <w:tcW w:type="dxa" w:w="1512"/>
+            <w:tcW w:type="dxa" w:w="1296"/>
           </w:tcPr>
           <w:p>
             <w:r>
@@ -4260,13 +4434,13 @@
                 <w:rFonts w:ascii="Times New Roman" w:hAnsi="Times New Roman" w:eastAsia="宋体"/>
                 <w:sz w:val="18"/>
               </w:rPr>
-              <w:t>51.8%</w:t>
+              <w:t>50.1%</w:t>
             </w:r>
           </w:p>
         </w:tc>
         <w:tc>
           <w:tcPr>
-            <w:tcW w:type="dxa" w:w="1512"/>
+            <w:tcW w:type="dxa" w:w="1296"/>
           </w:tcPr>
           <w:p>
             <w:r>
@@ -4279,7 +4453,26 @@
                 <w:rFonts w:ascii="Times New Roman" w:hAnsi="Times New Roman" w:eastAsia="宋体"/>
                 <w:sz w:val="18"/>
               </w:rPr>
-              <w:t>1.6%</w:t>
+              <w:t>1.3%</w:t>
+            </w:r>
+          </w:p>
+        </w:tc>
+        <w:tc>
+          <w:tcPr>
+            <w:tcW w:type="dxa" w:w="1296"/>
+          </w:tcPr>
+          <w:p>
+            <w:r>
+              <w:rPr>
+                <w:sz w:val="18"/>
+              </w:rPr>
+            </w:r>
+            <w:r>
+              <w:rPr>
+                <w:rFonts w:ascii="Times New Roman" w:hAnsi="Times New Roman" w:eastAsia="宋体"/>
+                <w:sz w:val="18"/>
+              </w:rPr>
+              <w:t>68%</w:t>
             </w:r>
           </w:p>
         </w:tc>
@@ -4365,7 +4558,7 @@
         <w:rPr>
           <w:rFonts w:ascii="Times New Roman" w:hAnsi="Times New Roman" w:eastAsia="宋体"/>
         </w:rPr>
-        <w:t>（63.4%，显著低于 Qwen：p = 1.2×10⁻⁷）——能力既不随国籍也不随假定价格档流动，强化了审计的核心信息：模型选择必须基于实测盲测证据而非厂商声誉。</w:t>
+        <w:t>（60.3%，显著低于 Qwen：p = 4.7×10⁻⁹⁰）——能力既不随国籍也不随假定价格档流动，强化了审计的核心信息：模型选择必须基于实测盲测证据而非厂商声誉。</w:t>
       </w:r>
     </w:p>
     <w:p>
@@ -4404,7 +4597,7 @@
         <w:rPr>
           <w:rFonts w:ascii="Times New Roman" w:hAnsi="Times New Roman" w:eastAsia="宋体"/>
         </w:rPr>
-        <w:t>。向 Kimi 与 Qwen 加入同一 system prompt 后，全对全变化 −3 pp（Kimi 73→70%）与 −1 pp（Qwen 73→72%），弃权变化 ≤3 pp——轻微向保守偏移，远小于外国模型彼此间的行为差异（弃权 Gemini 10.6% vs Claude 24.2%；FP 17.4% vs 3.6%）。保守/激进归属因此不是提示词不对称的伪影。</w:t>
+        <w:t>。向 Kimi 与 Qwen 加入同一 system prompt 后，全对全变化 −3 pp（Kimi 73→70%）与 −1 pp（Qwen 73→72%），弃权变化 ≤3 pp——轻微向保守偏移，远小于外国模型彼此间的行为差异（弃权 Gemini 9.2% vs Claude 29.3%；FP 27.8% vs 3.9%）。保守/激进归属因此不是提示词不对称的伪影。</w:t>
       </w:r>
     </w:p>
     <w:p>
@@ -4422,7 +4615,7 @@
         <w:rPr>
           <w:rFonts w:ascii="Times New Roman" w:hAnsi="Times New Roman" w:eastAsia="宋体"/>
         </w:rPr>
-        <w:t>。与原运行的精确类一致率：Gemini 80%、GPT 85%、Claude 75%；二分类一致 95%/85%/80%。外国模型介于完全确定的对话型（100%）与 V4-pro（64%）之间；中转路由可能贡献额外不确定性。方向上，发现 4 国际成立：推理级旗舰在 temperature 0 下输出不稳定。</w:t>
+        <w:t>。与原运行的精确类一致率：Gemini 80%、GPT 85%、Claude 75%；二分类一致 95%/85%/80%。外国模型介于完全确定的对话型（100%）与 V4-pro（64%）之间；中转路由可能贡献额外不确定性。方向上，发现 5 国际成立：推理级旗舰在 temperature 0 下输出不稳定。</w:t>
       </w:r>
     </w:p>
     <w:p>
@@ -4453,7 +4646,7 @@
         <w:rPr>
           <w:rFonts w:ascii="Times New Roman" w:hAnsi="Times New Roman" w:eastAsia="宋体"/>
         </w:rPr>
-        <w:t>标签泄漏控制（金标准标签时间盲法）下，当代 LLM 全对全正确率 62–72%，专家评审变异上升至 86–93%。保守型模型表态时 97.8–98.7% 正确，仅将 1.3–2.5% 的良性变异误标为致病；推理型则误标 22–28%——临床危险方向。国际扩展（Gemini/GPT/Claude 于同一 500 子集）使 Gemini 总体第一（80.2%）并显示保守/激进二分法跨生态成立。这些数字显著低于未盲法报告的专家级一致性（AI-CURA, 2026）；作为可靠性审计，它们界定的是 LLM 输出可信的</w:t>
+        <w:t>标签泄漏控制（金标准标签时间盲法）下，当代 LLM 全对全正确率 62–72%，专家评审变异上升至 86–93%。保守型模型表态时 97.8–98.7% 正确，仅将 1.3–2.5% 的良性变异误标为致病；推理型则误标 22–28%——临床危险方向。国际扩展（Gemini/GPT/Claude 全量）使 Gemini 总体第一（76.5%）并显示保守/激进二分法跨生态成立。这些数字显著低于未盲法报告的专家级一致性（AI-CURA, 2026）；作为可靠性审计，它们界定的是 LLM 输出可信的</w:t>
       </w:r>
       <w:r>
         <w:rPr>
@@ -4986,7 +5179,7 @@
         <w:rPr>
           <w:rFonts w:ascii="Times New Roman" w:hAnsi="Times New Roman" w:eastAsia="宋体"/>
         </w:rPr>
-        <w:t>六个国内模型先验选取为当代广泛使用的中国商业 LLM（上一代 DeepSeek 作厂商内代际对照）。国际覆盖另在同一测试集前 500 变异上评估三个外国旗舰（同变异同提示词）：</w:t>
+        <w:t>六个国内模型先验选取为当代广泛使用的中国商业 LLM（上一代 DeepSeek 作厂商内代际对照）。国际覆盖另在完整测试集上评估三个外国旗舰（各 5,000）（同变异同提示词）：</w:t>
       </w:r>
       <w:r>
         <w:rPr>

--- a/docs/manuscript_中文版.docx
+++ b/docs/manuscript_中文版.docx
@@ -4506,7 +4506,7 @@
         <w:rPr>
           <w:rFonts w:ascii="Times New Roman" w:hAnsi="Times New Roman" w:eastAsia="宋体"/>
         </w:rPr>
-        <w:t>（80.2%，比最佳国内模型高 6.8 pp；McNemar p = 1.5×10⁻³）且弃权率最低——但代价是 17.4% 的良性假阳性，与 V4-pro（24.3%）、MiMo（19.4%）同属</w:t>
+        <w:t>（76.5% [75.3–77.7]，比最佳国内模型高 4.9 pp；McNemar p = 1.7×10⁻¹³）且弃权率最低（9.2%）——但代价是 27.8% 的良性假阳性，与 V4-pro（28.4%）、MiMo（22.3%）同属</w:t>
       </w:r>
       <w:r>
         <w:rPr>
@@ -4532,7 +4532,7 @@
         <w:rPr>
           <w:rFonts w:ascii="Times New Roman" w:hAnsi="Times New Roman" w:eastAsia="宋体"/>
         </w:rPr>
-        <w:t>：97.4% 条件准确率、FP 3.6% [95% CI 1.9–6.8]——其假阳性率与 Kimi（2.8% [1.4–5.7]）统计不可区分，全对全与 Qwen 打平（McNemar p = 1.0）且高于 Kimi（p = 5×10⁻⁴）。发现 2 的保守/激进二分法是模型</w:t>
+        <w:t>：97.0% 条件准确率、FP 3.9%——其假阳性率与 Kimi（2.5%）统计不可区分，全对全高于 Kimi（p = 2.7×10⁻³）而低于 Qwen（p = 3.0×10⁻¹⁵）。发现 2 的保守/激进二分法是模型</w:t>
       </w:r>
       <w:r>
         <w:rPr>
@@ -4693,7 +4693,7 @@
         <w:rPr>
           <w:rFonts w:ascii="Times New Roman" w:hAnsi="Times New Roman" w:eastAsia="宋体"/>
         </w:rPr>
-        <w:t>了准确率（保守票主导平票）。两点含义：（i）不含模型身份的"LLM 准确率"没有意义；（ii）临床部署应基于盲测基准选择模型而非集成数量。推荐是模型特定的——Kimi 与 Qwen 在证据充足变异上出色；推理型（V4-pro、MiMo）表态更多但更不可靠。国际扩展（见上文）使之更锐利：Gemini 全对全领先但 17.4% 假阳性（激进阵营），Claude 以 97.4% 条件准确率配 3.6% FP（保守阵营，风格与 Kimi 一致）。行为风格——而非厂商、国籍或价格档——才是有效的选择标准。</w:t>
+        <w:t>了准确率（保守票主导平票）。两点含义：（i）不含模型身份的"LLM 准确率"没有意义；（ii）临床部署应基于盲测基准选择模型而非集成数量。推荐是模型特定的——Kimi 与 Qwen 在证据充足变异上出色；推理型（V4-pro、MiMo）表态更多但更不可靠。国际扩展（见上文）使之更锐利：Gemini 全对全领先（76.5%）但 27.8% 假阳性（激进阵营），Claude 以 97.0% 条件准确率配 3.9% FP（保守阵营，风格与 Kimi 一致）。行为风格——而非厂商、国籍或价格档——才是有效的选择标准。</w:t>
       </w:r>
     </w:p>
     <w:p>
@@ -5546,7 +5546,7 @@
         <w:rPr>
           <w:rFonts w:ascii="Times New Roman" w:hAnsi="Times New Roman" w:eastAsia="宋体"/>
         </w:rPr>
-        <w:t>全部源数据公开可得：ClinVar variant_summary 与 VCF（ftp.ncbi.nlm.nih.gov/pub/clinvar/）、MaveDB Ensembl 映射版（ftp.ensembl.org/pub/current_variation/MaveDB/）、mygene.info。时间盲法测试集、金标准、全部 31,500 条原始模型输出与分析脚本见 https://github.com/zksdu/llm-variant-reliability-audit（Zenodo 存档，DOI: 10.5281/zenodo.21964620）。</w:t>
+        <w:t>全部源数据公开可得：ClinVar variant_summary 与 VCF（ftp.ncbi.nlm.nih.gov/pub/clinvar/）、MaveDB Ensembl 映射版（ftp.ensembl.org/pub/current_variation/MaveDB/）、mygene.info。时间盲法测试集、金标准、全部 45,000 条原始模型输出与分析脚本见 https://github.com/zksdu/llm-variant-reliability-audit（Zenodo 存档，DOI: 10.5281/zenodo.21964620）。</w:t>
       </w:r>
     </w:p>
     <w:p>

--- a/docs/manuscript_中文版.docx
+++ b/docs/manuscript_中文版.docx
@@ -4532,7 +4532,7 @@
         <w:rPr>
           <w:rFonts w:ascii="Times New Roman" w:hAnsi="Times New Roman" w:eastAsia="宋体"/>
         </w:rPr>
-        <w:t>：97.0% 条件准确率、FP 3.9%——其假阳性率与 Kimi（2.5%）统计不可区分，全对全高于 Kimi（p = 2.7×10⁻³）而低于 Qwen（p = 3.0×10⁻¹⁵）。发现 2 的保守/激进二分法是模型</w:t>
+        <w:t>：97.0% 条件准确率、FP 3.9%——比激进阵营低一个数量级，与 Kimi（2.5%）最接近（Fisher p = 0.008，可区分但均为个位数），全对全高于 Kimi（p = 2.7×10⁻³）而低于 Qwen（p = 3.0×10⁻¹⁵）。发现 2 的保守/激进二分法是模型</w:t>
       </w:r>
       <w:r>
         <w:rPr>
@@ -4693,7 +4693,7 @@
         <w:rPr>
           <w:rFonts w:ascii="Times New Roman" w:hAnsi="Times New Roman" w:eastAsia="宋体"/>
         </w:rPr>
-        <w:t>了准确率（保守票主导平票）。两点含义：（i）不含模型身份的"LLM 准确率"没有意义；（ii）临床部署应基于盲测基准选择模型而非集成数量。推荐是模型特定的——Kimi 与 Qwen 在证据充足变异上出色；推理型（V4-pro、MiMo）表态更多但更不可靠。国际扩展（见上文）使之更锐利：Gemini 全对全领先（76.5%）但 27.8% 假阳性（激进阵营），Claude 以 97.0% 条件准确率配 3.9% FP（保守阵营，风格与 Kimi 一致）。行为风格——而非厂商、国籍或价格档——才是有效的选择标准。</w:t>
+        <w:t>了准确率（保守票主导平票）。两点含义：（i）不含模型身份的"LLM 准确率"没有意义；（ii）临床部署应基于盲测基准选择模型而非集成数量。推荐是模型特定的——Kimi 与 Qwen 在证据充足变异上出色；推理型（V4-pro、MiMo）表态更多但更不可靠。国际扩展（见上文）使之更锐利：Gemini 全对全领先（76.5%）但 27.8% 假阳性（激进阵营），Claude 以 97.0% 条件准确率配 3.9% FP（保守阵营，与 Kimi 最接近）。行为风格——而非厂商、国籍或价格档——才是有效的选择标准。</w:t>
       </w:r>
     </w:p>
     <w:p>
@@ -5546,7 +5546,7 @@
         <w:rPr>
           <w:rFonts w:ascii="Times New Roman" w:hAnsi="Times New Roman" w:eastAsia="宋体"/>
         </w:rPr>
-        <w:t>全部源数据公开可得：ClinVar variant_summary 与 VCF（ftp.ncbi.nlm.nih.gov/pub/clinvar/）、MaveDB Ensembl 映射版（ftp.ensembl.org/pub/current_variation/MaveDB/）、mygene.info。时间盲法测试集、金标准、全部 45,000 条原始模型输出与分析脚本见 https://github.com/zksdu/llm-variant-reliability-audit（Zenodo 存档，DOI: 10.5281/zenodo.21964620）。</w:t>
+        <w:t>全部源数据公开可得：ClinVar variant_summary 与 VCF（ftp.ncbi.nlm.nih.gov/pub/clinvar/）、MaveDB Ensembl 映射版（ftp.ensembl.org/pub/current_variation/MaveDB/）、mygene.info。时间盲法测试集、金标准、全部 44,996 条原始模型输出与分析脚本见 https://github.com/zksdu/llm-variant-reliability-audit（Zenodo 存档，DOI: 10.5281/zenodo.21964620）。</w:t>
       </w:r>
     </w:p>
     <w:p>

--- a/docs/manuscript_中文版.docx
+++ b/docs/manuscript_中文版.docx
@@ -5744,6 +5744,24 @@
       </w:r>
     </w:p>
     <w:p>
+      <w:pPr>
+        <w:spacing w:line="312" w:lineRule="auto"/>
+      </w:pPr>
+      <w:r>
+        <w:rPr>
+          <w:rFonts w:ascii="Times New Roman" w:hAnsi="Times New Roman" w:eastAsia="宋体"/>
+          <w:b/>
+        </w:rPr>
+        <w:t>图 5. 九模型行为仪表盘。</w:t>
+      </w:r>
+      <w:r>
+        <w:rPr>
+          <w:rFonts w:ascii="Times New Roman" w:hAnsi="Times New Roman" w:eastAsia="宋体"/>
+        </w:rPr>
+        <w:t xml:space="preserve"> 六审计维度色阶 0-100，综合视图支持模型选择。</w:t>
+      </w:r>
+    </w:p>
+    <w:p>
       <w:r>
         <w:rPr>
           <w:rFonts w:ascii="Times New Roman" w:hAnsi="Times New Roman" w:eastAsia="黑体"/>
@@ -5792,13 +5810,37 @@
           <w:rFonts w:ascii="Times New Roman" w:hAnsi="Times New Roman" w:eastAsia="宋体"/>
           <w:b/>
         </w:rPr>
+        <w:t>表 S3</w:t>
+      </w:r>
+      <w:r>
+        <w:rPr>
+          <w:rFonts w:ascii="Times New Roman" w:hAnsi="Times New Roman" w:eastAsia="宋体"/>
+        </w:rPr>
+        <w:t xml:space="preserve"> 专家评审验证（n=797 排他变异；3 模型）</w:t>
+      </w:r>
+    </w:p>
+    <w:p>
+      <w:pPr>
+        <w:spacing w:line="312" w:lineRule="auto"/>
+      </w:pPr>
+      <w:r>
+        <w:rPr>
+          <w:rFonts w:ascii="Times New Roman" w:hAnsi="Times New Roman" w:eastAsia="宋体"/>
+        </w:rPr>
+        <w:t xml:space="preserve">- </w:t>
+      </w:r>
+      <w:r>
+        <w:rPr>
+          <w:rFonts w:ascii="Times New Roman" w:hAnsi="Times New Roman" w:eastAsia="宋体"/>
+          <w:b/>
+        </w:rPr>
         <w:t>表 S2</w:t>
       </w:r>
       <w:r>
         <w:rPr>
           <w:rFonts w:ascii="Times New Roman" w:hAnsi="Times New Roman" w:eastAsia="宋体"/>
         </w:rPr>
-        <w:t xml:space="preserve"> 同一 500 子集九模型对比</w:t>
+        <w:t xml:space="preserve"> 九模型全量对比（每模型 n=5,000）</w:t>
       </w:r>
     </w:p>
     <w:p>
@@ -5825,7 +5867,7 @@
       <w:r>
         <w:drawing>
           <wp:inline xmlns:a="http://schemas.openxmlformats.org/drawingml/2006/main" xmlns:pic="http://schemas.openxmlformats.org/drawingml/2006/picture">
-            <wp:extent cx="5760000" cy="2228321"/>
+            <wp:extent cx="5760000" cy="2737870"/>
             <wp:docPr id="1" name="Picture 1"/>
             <wp:cNvGraphicFramePr>
               <a:graphicFrameLocks noChangeAspect="1"/>
@@ -5834,7 +5876,7 @@
               <a:graphicData uri="http://schemas.openxmlformats.org/drawingml/2006/picture">
                 <pic:pic>
                   <pic:nvPicPr>
-                    <pic:cNvPr id="0" name="fig1_JGG.png"/>
+                    <pic:cNvPr id="0" name="fig1.png"/>
                     <pic:cNvPicPr/>
                   </pic:nvPicPr>
                   <pic:blipFill>
@@ -5846,7 +5888,7 @@
                   <pic:spPr>
                     <a:xfrm>
                       <a:off x="0" y="0"/>
-                      <a:ext cx="5760000" cy="2228321"/>
+                      <a:ext cx="5760000" cy="2737870"/>
                     </a:xfrm>
                     <a:prstGeom prst="rect"/>
                   </pic:spPr>
@@ -5875,7 +5917,7 @@
       <w:r>
         <w:drawing>
           <wp:inline xmlns:a="http://schemas.openxmlformats.org/drawingml/2006/main" xmlns:pic="http://schemas.openxmlformats.org/drawingml/2006/picture">
-            <wp:extent cx="5760000" cy="2065752"/>
+            <wp:extent cx="5760000" cy="1992605"/>
             <wp:docPr id="2" name="Picture 2"/>
             <wp:cNvGraphicFramePr>
               <a:graphicFrameLocks noChangeAspect="1"/>
@@ -5884,7 +5926,7 @@
               <a:graphicData uri="http://schemas.openxmlformats.org/drawingml/2006/picture">
                 <pic:pic>
                   <pic:nvPicPr>
-                    <pic:cNvPr id="0" name="fig2_JGG.png"/>
+                    <pic:cNvPr id="0" name="fig2.png"/>
                     <pic:cNvPicPr/>
                   </pic:nvPicPr>
                   <pic:blipFill>
@@ -5896,7 +5938,7 @@
                   <pic:spPr>
                     <a:xfrm>
                       <a:off x="0" y="0"/>
-                      <a:ext cx="5760000" cy="2065752"/>
+                      <a:ext cx="5760000" cy="1992605"/>
                     </a:xfrm>
                     <a:prstGeom prst="rect"/>
                   </pic:spPr>
@@ -5925,7 +5967,7 @@
       <w:r>
         <w:drawing>
           <wp:inline xmlns:a="http://schemas.openxmlformats.org/drawingml/2006/main" xmlns:pic="http://schemas.openxmlformats.org/drawingml/2006/picture">
-            <wp:extent cx="5760000" cy="2152273"/>
+            <wp:extent cx="5760000" cy="2282238"/>
             <wp:docPr id="3" name="Picture 3"/>
             <wp:cNvGraphicFramePr>
               <a:graphicFrameLocks noChangeAspect="1"/>
@@ -5934,7 +5976,7 @@
               <a:graphicData uri="http://schemas.openxmlformats.org/drawingml/2006/picture">
                 <pic:pic>
                   <pic:nvPicPr>
-                    <pic:cNvPr id="0" name="fig3_JGG.png"/>
+                    <pic:cNvPr id="0" name="fig3.png"/>
                     <pic:cNvPicPr/>
                   </pic:nvPicPr>
                   <pic:blipFill>
@@ -5946,7 +5988,7 @@
                   <pic:spPr>
                     <a:xfrm>
                       <a:off x="0" y="0"/>
-                      <a:ext cx="5760000" cy="2152273"/>
+                      <a:ext cx="5760000" cy="2282238"/>
                     </a:xfrm>
                     <a:prstGeom prst="rect"/>
                   </pic:spPr>
@@ -5964,6 +6006,106 @@
           <w:sz w:val="18"/>
         </w:rPr>
         <w:t>图 3. 输出确定性与 "Likely" 档坍缩。A：temperature 0 下重跑一致率（浅色为国际模型）；B：金标准可能致病/可能良性变异的输出分布（Kimi，专家集）——强度信息极化为全致病或全良性。</w:t>
+      </w:r>
+    </w:p>
+    <w:p>
+      <w:r>
+        <w:br w:type="page"/>
+      </w:r>
+    </w:p>
+    <w:p>
+      <w:r>
+        <w:drawing>
+          <wp:inline xmlns:a="http://schemas.openxmlformats.org/drawingml/2006/main" xmlns:pic="http://schemas.openxmlformats.org/drawingml/2006/picture">
+            <wp:extent cx="5760000" cy="4249974"/>
+            <wp:docPr id="4" name="Picture 4"/>
+            <wp:cNvGraphicFramePr>
+              <a:graphicFrameLocks noChangeAspect="1"/>
+            </wp:cNvGraphicFramePr>
+            <a:graphic>
+              <a:graphicData uri="http://schemas.openxmlformats.org/drawingml/2006/picture">
+                <pic:pic>
+                  <pic:nvPicPr>
+                    <pic:cNvPr id="0" name="fig4.png"/>
+                    <pic:cNvPicPr/>
+                  </pic:nvPicPr>
+                  <pic:blipFill>
+                    <a:blip r:embed="rId12"/>
+                    <a:stretch>
+                      <a:fillRect/>
+                    </a:stretch>
+                  </pic:blipFill>
+                  <pic:spPr>
+                    <a:xfrm>
+                      <a:off x="0" y="0"/>
+                      <a:ext cx="5760000" cy="4249974"/>
+                    </a:xfrm>
+                    <a:prstGeom prst="rect"/>
+                  </pic:spPr>
+                </pic:pic>
+              </a:graphicData>
+            </a:graphic>
+          </wp:inline>
+        </w:drawing>
+      </w:r>
+    </w:p>
+    <w:p>
+      <w:r>
+        <w:rPr>
+          <w:rFonts w:ascii="Times New Roman" w:hAnsi="Times New Roman" w:eastAsia="宋体"/>
+          <w:sz w:val="18"/>
+        </w:rPr>
+        <w:t>图 4. 金标准良性变异的归宿。九模型对 2,500 个良性变异的三段堆积：正确判 Benign（蓝）/ VUS 弃权（灰）/ 误判 Pathogenic（品红）。</w:t>
+      </w:r>
+    </w:p>
+    <w:p>
+      <w:r>
+        <w:br w:type="page"/>
+      </w:r>
+    </w:p>
+    <w:p>
+      <w:r>
+        <w:drawing>
+          <wp:inline xmlns:a="http://schemas.openxmlformats.org/drawingml/2006/main" xmlns:pic="http://schemas.openxmlformats.org/drawingml/2006/picture">
+            <wp:extent cx="5760000" cy="3907069"/>
+            <wp:docPr id="5" name="Picture 5"/>
+            <wp:cNvGraphicFramePr>
+              <a:graphicFrameLocks noChangeAspect="1"/>
+            </wp:cNvGraphicFramePr>
+            <a:graphic>
+              <a:graphicData uri="http://schemas.openxmlformats.org/drawingml/2006/picture">
+                <pic:pic>
+                  <pic:nvPicPr>
+                    <pic:cNvPr id="0" name="fig5.png"/>
+                    <pic:cNvPicPr/>
+                  </pic:nvPicPr>
+                  <pic:blipFill>
+                    <a:blip r:embed="rId13"/>
+                    <a:stretch>
+                      <a:fillRect/>
+                    </a:stretch>
+                  </pic:blipFill>
+                  <pic:spPr>
+                    <a:xfrm>
+                      <a:off x="0" y="0"/>
+                      <a:ext cx="5760000" cy="3907069"/>
+                    </a:xfrm>
+                    <a:prstGeom prst="rect"/>
+                  </pic:spPr>
+                </pic:pic>
+              </a:graphicData>
+            </a:graphic>
+          </wp:inline>
+        </w:drawing>
+      </w:r>
+    </w:p>
+    <w:p>
+      <w:r>
+        <w:rPr>
+          <w:rFonts w:ascii="Times New Roman" w:hAnsi="Times New Roman" w:eastAsia="宋体"/>
+          <w:sz w:val="18"/>
+        </w:rPr>
+        <w:t>图 5. 九模型行为仪表盘。六审计维度色阶 0-100，综合视图支持模型选择。</w:t>
       </w:r>
     </w:p>
     <w:sectPr>

--- a/docs/manuscript_中文版.docx
+++ b/docs/manuscript_中文版.docx
@@ -1299,7 +1299,7 @@
                 <w:rFonts w:ascii="Times New Roman" w:hAnsi="Times New Roman" w:eastAsia="宋体"/>
                 <w:sz w:val="18"/>
               </w:rPr>
-              <w:t>98.3%</w:t>
+              <w:t>98.4%</w:t>
             </w:r>
           </w:p>
         </w:tc>
@@ -1318,7 +1318,7 @@
                 <w:rFonts w:ascii="Times New Roman" w:hAnsi="Times New Roman" w:eastAsia="宋体"/>
                 <w:sz w:val="18"/>
               </w:rPr>
-              <w:t>2,915</w:t>
+              <w:t>2,911</w:t>
             </w:r>
           </w:p>
         </w:tc>
@@ -1446,7 +1446,7 @@
         <w:rPr>
           <w:rFonts w:ascii="Times New Roman" w:hAnsi="Times New Roman" w:eastAsia="宋体"/>
         </w:rPr>
-        <w:t>比集成规模更重要；但当全体对某个明确判定一致时（2,915 个变异），条件准确率达 98.3%。</w:t>
+        <w:t>比集成规模更重要；但当全体对某个明确判定一致时（2,911 个变异），条件准确率达 98.4%。</w:t>
       </w:r>
     </w:p>
     <w:p>

--- a/docs/manuscript_中文版.docx
+++ b/docs/manuscript_中文版.docx
@@ -1839,7 +1839,7 @@
         <w:rPr>
           <w:rFonts w:ascii="Times New Roman" w:hAnsi="Times New Roman" w:eastAsia="宋体"/>
         </w:rPr>
-        <w:t xml:space="preserve">我们构建了 900 个专家评审变异的专用验证集（ClinGen 变异评审专家组/指南委员会；ReviewStatus = "reviewed by expert panel"；全部 ≥ 2026-04 评估；P 侧 645 = 致病 303 + 可能致病 342，B 侧 252 = 良性 59 + 可能良性 193，3 个复合 P/LP 标签列为不可评）。其中 100 个也被抽入主测试集（表 1 专家评审档）；为保证独立性，表 2 报告 </w:t>
+        <w:t xml:space="preserve">我们构建了 900 个专家评审变异的专用验证集（ClinGen 变异评审专家组/指南委员会；ReviewStatus = "reviewed by expert panel"；全部 2026-01 至 2026-07 评估；P 侧 645 = 致病 303 + 可能致病 342，B 侧 252 = 良性 59 + 可能良性 193，3 个复合 P/LP 标签列为不可评）。其中 100 个也被抽入主测试集（表 1 专家评审档）；为保证独立性，表 2 报告 </w:t>
       </w:r>
       <w:r>
         <w:rPr>
